--- a/docs/API Documentation.docx
+++ b/docs/API Documentation.docx
@@ -4,15 +4,19 @@
   <w:body>
     <w:p>
       <w:pPr>
-        <w:rPr>
-          <w:rFonts w:ascii="Arial" w:hAnsi="Arial" w:cs="Arial"/>
+        <w:pStyle w:val="Heading1"/>
+        <w:rPr>
+          <w:rFonts w:ascii="Arial" w:hAnsi="Arial" w:cs="Arial"/>
+          <w:b/>
         </w:rPr>
       </w:pPr>
       <w:r>
         <w:rPr>
           <w:rFonts w:ascii="Arial" w:hAnsi="Arial" w:cs="Arial"/>
-        </w:rPr>
-        <w:t>Endpoint: Show all medicine in inventory</w:t>
+          <w:b/>
+          <w:color w:val="auto"/>
+        </w:rPr>
+        <w:t>Medicine</w:t>
       </w:r>
     </w:p>
     <w:p>
@@ -39,15 +43,50 @@
           <w:rFonts w:ascii="Arial" w:hAnsi="Arial" w:cs="Arial"/>
         </w:rPr>
         <w:tab/>
-        <w:t>This endpoint allo</w:t>
-      </w:r>
-      <w:bookmarkStart w:id="0" w:name="_GoBack"/>
-      <w:bookmarkEnd w:id="0"/>
-      <w:r>
-        <w:rPr>
-          <w:rFonts w:ascii="Arial" w:hAnsi="Arial" w:cs="Arial"/>
-        </w:rPr>
-        <w:t>ws you to get the list of all medicine in the database.</w:t>
+      </w:r>
+      <w:r>
+        <w:rPr>
+          <w:rFonts w:ascii="Arial" w:hAnsi="Arial" w:cs="Arial"/>
+        </w:rPr>
+        <w:t xml:space="preserve">Returns </w:t>
+      </w:r>
+      <w:r>
+        <w:rPr>
+          <w:rFonts w:ascii="Arial" w:hAnsi="Arial" w:cs="Arial"/>
+        </w:rPr>
+        <w:t>the list of all medicine in the database.</w:t>
+      </w:r>
+    </w:p>
+    <w:p>
+      <w:pPr>
+        <w:rPr>
+          <w:rFonts w:ascii="Arial" w:hAnsi="Arial" w:cs="Arial"/>
+        </w:rPr>
+      </w:pPr>
+      <w:r>
+        <w:rPr>
+          <w:rFonts w:ascii="Arial" w:hAnsi="Arial" w:cs="Arial"/>
+        </w:rPr>
+        <w:t>POST/api/medicines</w:t>
+      </w:r>
+    </w:p>
+    <w:p>
+      <w:pPr>
+        <w:rPr>
+          <w:rFonts w:ascii="Arial" w:hAnsi="Arial" w:cs="Arial"/>
+        </w:rPr>
+      </w:pPr>
+      <w:r>
+        <w:rPr>
+          <w:rFonts w:ascii="Arial" w:hAnsi="Arial" w:cs="Arial"/>
+        </w:rPr>
+        <w:tab/>
+      </w:r>
+      <w:r>
+        <w:rPr>
+          <w:rFonts w:ascii="Arial" w:hAnsi="Arial" w:cs="Arial"/>
+        </w:rPr>
+        <w:t>Adds a medicine row into the inventory</w:t>
       </w:r>
     </w:p>
     <w:p>
@@ -56,12 +95,14 @@
         <w:rPr>
           <w:rFonts w:ascii="Arial" w:hAnsi="Arial" w:cs="Arial"/>
           <w:b/>
+          <w:color w:val="auto"/>
         </w:rPr>
       </w:pPr>
       <w:r>
         <w:rPr>
           <w:rFonts w:ascii="Arial" w:hAnsi="Arial" w:cs="Arial"/>
           <w:b/>
+          <w:color w:val="auto"/>
         </w:rPr>
         <w:t>Request Body Parameters:</w:t>
       </w:r>
@@ -74,9 +115,9 @@
       </w:tblPr>
       <w:tblGrid>
         <w:gridCol w:w="2336"/>
-        <w:gridCol w:w="2338"/>
-        <w:gridCol w:w="2338"/>
-        <w:gridCol w:w="2338"/>
+        <w:gridCol w:w="1619"/>
+        <w:gridCol w:w="1350"/>
+        <w:gridCol w:w="4045"/>
       </w:tblGrid>
       <w:tr>
         <w:trPr>
@@ -91,11 +132,13 @@
             <w:pPr>
               <w:rPr>
                 <w:rFonts w:ascii="Arial" w:hAnsi="Arial" w:cs="Arial"/>
-              </w:rPr>
-            </w:pPr>
-            <w:r>
-              <w:rPr>
-                <w:rFonts w:ascii="Arial" w:hAnsi="Arial" w:cs="Arial"/>
+                <w:color w:val="auto"/>
+              </w:rPr>
+            </w:pPr>
+            <w:r>
+              <w:rPr>
+                <w:rFonts w:ascii="Arial" w:hAnsi="Arial" w:cs="Arial"/>
+                <w:color w:val="auto"/>
               </w:rPr>
               <w:t>Parameter</w:t>
             </w:r>
@@ -103,18 +146,20 @@
         </w:tc>
         <w:tc>
           <w:tcPr>
-            <w:tcW w:w="2338" w:type="dxa"/>
+            <w:tcW w:w="1619" w:type="dxa"/>
           </w:tcPr>
           <w:p>
             <w:pPr>
               <w:cnfStyle w:val="100000000000" w:firstRow="1" w:lastRow="0" w:firstColumn="0" w:lastColumn="0" w:oddVBand="0" w:evenVBand="0" w:oddHBand="0" w:evenHBand="0" w:firstRowFirstColumn="0" w:firstRowLastColumn="0" w:lastRowFirstColumn="0" w:lastRowLastColumn="0"/>
               <w:rPr>
                 <w:rFonts w:ascii="Arial" w:hAnsi="Arial" w:cs="Arial"/>
-              </w:rPr>
-            </w:pPr>
-            <w:r>
-              <w:rPr>
-                <w:rFonts w:ascii="Arial" w:hAnsi="Arial" w:cs="Arial"/>
+                <w:color w:val="auto"/>
+              </w:rPr>
+            </w:pPr>
+            <w:r>
+              <w:rPr>
+                <w:rFonts w:ascii="Arial" w:hAnsi="Arial" w:cs="Arial"/>
+                <w:color w:val="auto"/>
               </w:rPr>
               <w:t>Type</w:t>
             </w:r>
@@ -122,18 +167,20 @@
         </w:tc>
         <w:tc>
           <w:tcPr>
-            <w:tcW w:w="2338" w:type="dxa"/>
+            <w:tcW w:w="1350" w:type="dxa"/>
           </w:tcPr>
           <w:p>
             <w:pPr>
               <w:cnfStyle w:val="100000000000" w:firstRow="1" w:lastRow="0" w:firstColumn="0" w:lastColumn="0" w:oddVBand="0" w:evenVBand="0" w:oddHBand="0" w:evenHBand="0" w:firstRowFirstColumn="0" w:firstRowLastColumn="0" w:lastRowFirstColumn="0" w:lastRowLastColumn="0"/>
               <w:rPr>
                 <w:rFonts w:ascii="Arial" w:hAnsi="Arial" w:cs="Arial"/>
-              </w:rPr>
-            </w:pPr>
-            <w:r>
-              <w:rPr>
-                <w:rFonts w:ascii="Arial" w:hAnsi="Arial" w:cs="Arial"/>
+                <w:color w:val="auto"/>
+              </w:rPr>
+            </w:pPr>
+            <w:r>
+              <w:rPr>
+                <w:rFonts w:ascii="Arial" w:hAnsi="Arial" w:cs="Arial"/>
+                <w:color w:val="auto"/>
               </w:rPr>
               <w:t>Required</w:t>
             </w:r>
@@ -141,18 +188,20 @@
         </w:tc>
         <w:tc>
           <w:tcPr>
-            <w:tcW w:w="2338" w:type="dxa"/>
+            <w:tcW w:w="4045" w:type="dxa"/>
           </w:tcPr>
           <w:p>
             <w:pPr>
               <w:cnfStyle w:val="100000000000" w:firstRow="1" w:lastRow="0" w:firstColumn="0" w:lastColumn="0" w:oddVBand="0" w:evenVBand="0" w:oddHBand="0" w:evenHBand="0" w:firstRowFirstColumn="0" w:firstRowLastColumn="0" w:lastRowFirstColumn="0" w:lastRowLastColumn="0"/>
               <w:rPr>
                 <w:rFonts w:ascii="Arial" w:hAnsi="Arial" w:cs="Arial"/>
-              </w:rPr>
-            </w:pPr>
-            <w:r>
-              <w:rPr>
-                <w:rFonts w:ascii="Arial" w:hAnsi="Arial" w:cs="Arial"/>
+                <w:color w:val="auto"/>
+              </w:rPr>
+            </w:pPr>
+            <w:r>
+              <w:rPr>
+                <w:rFonts w:ascii="Arial" w:hAnsi="Arial" w:cs="Arial"/>
+                <w:color w:val="auto"/>
               </w:rPr>
               <w:t>Description</w:t>
             </w:r>
@@ -174,11 +223,17 @@
                 <w:rFonts w:ascii="Arial" w:hAnsi="Arial" w:cs="Arial"/>
               </w:rPr>
             </w:pPr>
-          </w:p>
-        </w:tc>
-        <w:tc>
-          <w:tcPr>
-            <w:tcW w:w="2338" w:type="dxa"/>
+            <w:r>
+              <w:rPr>
+                <w:rFonts w:ascii="Arial" w:hAnsi="Arial" w:cs="Arial"/>
+              </w:rPr>
+              <w:t>name</w:t>
+            </w:r>
+          </w:p>
+        </w:tc>
+        <w:tc>
+          <w:tcPr>
+            <w:tcW w:w="1619" w:type="dxa"/>
           </w:tcPr>
           <w:p>
             <w:pPr>
@@ -187,11 +242,17 @@
                 <w:rFonts w:ascii="Arial" w:hAnsi="Arial" w:cs="Arial"/>
               </w:rPr>
             </w:pPr>
-          </w:p>
-        </w:tc>
-        <w:tc>
-          <w:tcPr>
-            <w:tcW w:w="2338" w:type="dxa"/>
+            <w:r>
+              <w:rPr>
+                <w:rFonts w:ascii="Arial" w:hAnsi="Arial" w:cs="Arial"/>
+              </w:rPr>
+              <w:t>String</w:t>
+            </w:r>
+          </w:p>
+        </w:tc>
+        <w:tc>
+          <w:tcPr>
+            <w:tcW w:w="1350" w:type="dxa"/>
           </w:tcPr>
           <w:p>
             <w:pPr>
@@ -200,11 +261,17 @@
                 <w:rFonts w:ascii="Arial" w:hAnsi="Arial" w:cs="Arial"/>
               </w:rPr>
             </w:pPr>
-          </w:p>
-        </w:tc>
-        <w:tc>
-          <w:tcPr>
-            <w:tcW w:w="2338" w:type="dxa"/>
+            <w:r>
+              <w:rPr>
+                <w:rFonts w:ascii="Arial" w:hAnsi="Arial" w:cs="Arial"/>
+              </w:rPr>
+              <w:t>Yes</w:t>
+            </w:r>
+          </w:p>
+        </w:tc>
+        <w:tc>
+          <w:tcPr>
+            <w:tcW w:w="4045" w:type="dxa"/>
           </w:tcPr>
           <w:p>
             <w:pPr>
@@ -213,6 +280,12 @@
                 <w:rFonts w:ascii="Arial" w:hAnsi="Arial" w:cs="Arial"/>
               </w:rPr>
             </w:pPr>
+            <w:r>
+              <w:rPr>
+                <w:rFonts w:ascii="Arial" w:hAnsi="Arial" w:cs="Arial"/>
+              </w:rPr>
+              <w:t>The name of the medicine</w:t>
+            </w:r>
           </w:p>
         </w:tc>
       </w:tr>
@@ -228,11 +301,17 @@
                 <w:rFonts w:ascii="Arial" w:hAnsi="Arial" w:cs="Arial"/>
               </w:rPr>
             </w:pPr>
-          </w:p>
-        </w:tc>
-        <w:tc>
-          <w:tcPr>
-            <w:tcW w:w="2338" w:type="dxa"/>
+            <w:r>
+              <w:rPr>
+                <w:rFonts w:ascii="Arial" w:hAnsi="Arial" w:cs="Arial"/>
+              </w:rPr>
+              <w:t>stock_quantity</w:t>
+            </w:r>
+          </w:p>
+        </w:tc>
+        <w:tc>
+          <w:tcPr>
+            <w:tcW w:w="1619" w:type="dxa"/>
           </w:tcPr>
           <w:p>
             <w:pPr>
@@ -241,11 +320,17 @@
                 <w:rFonts w:ascii="Arial" w:hAnsi="Arial" w:cs="Arial"/>
               </w:rPr>
             </w:pPr>
-          </w:p>
-        </w:tc>
-        <w:tc>
-          <w:tcPr>
-            <w:tcW w:w="2338" w:type="dxa"/>
+            <w:r>
+              <w:rPr>
+                <w:rFonts w:ascii="Arial" w:hAnsi="Arial" w:cs="Arial"/>
+              </w:rPr>
+              <w:t>Integer</w:t>
+            </w:r>
+          </w:p>
+        </w:tc>
+        <w:tc>
+          <w:tcPr>
+            <w:tcW w:w="1350" w:type="dxa"/>
           </w:tcPr>
           <w:p>
             <w:pPr>
@@ -254,11 +339,17 @@
                 <w:rFonts w:ascii="Arial" w:hAnsi="Arial" w:cs="Arial"/>
               </w:rPr>
             </w:pPr>
-          </w:p>
-        </w:tc>
-        <w:tc>
-          <w:tcPr>
-            <w:tcW w:w="2338" w:type="dxa"/>
+            <w:r>
+              <w:rPr>
+                <w:rFonts w:ascii="Arial" w:hAnsi="Arial" w:cs="Arial"/>
+              </w:rPr>
+              <w:t>Yes</w:t>
+            </w:r>
+          </w:p>
+        </w:tc>
+        <w:tc>
+          <w:tcPr>
+            <w:tcW w:w="4045" w:type="dxa"/>
           </w:tcPr>
           <w:p>
             <w:pPr>
@@ -267,6 +358,12 @@
                 <w:rFonts w:ascii="Arial" w:hAnsi="Arial" w:cs="Arial"/>
               </w:rPr>
             </w:pPr>
+            <w:r>
+              <w:rPr>
+                <w:rFonts w:ascii="Arial" w:hAnsi="Arial" w:cs="Arial"/>
+              </w:rPr>
+              <w:t>How much of the medicine is in stock</w:t>
+            </w:r>
           </w:p>
         </w:tc>
       </w:tr>
@@ -285,11 +382,17 @@
                 <w:rFonts w:ascii="Arial" w:hAnsi="Arial" w:cs="Arial"/>
               </w:rPr>
             </w:pPr>
-          </w:p>
-        </w:tc>
-        <w:tc>
-          <w:tcPr>
-            <w:tcW w:w="2338" w:type="dxa"/>
+            <w:r>
+              <w:rPr>
+                <w:rFonts w:ascii="Arial" w:hAnsi="Arial" w:cs="Arial"/>
+              </w:rPr>
+              <w:t>unit_price</w:t>
+            </w:r>
+          </w:p>
+        </w:tc>
+        <w:tc>
+          <w:tcPr>
+            <w:tcW w:w="1619" w:type="dxa"/>
           </w:tcPr>
           <w:p>
             <w:pPr>
@@ -298,11 +401,17 @@
                 <w:rFonts w:ascii="Arial" w:hAnsi="Arial" w:cs="Arial"/>
               </w:rPr>
             </w:pPr>
-          </w:p>
-        </w:tc>
-        <w:tc>
-          <w:tcPr>
-            <w:tcW w:w="2338" w:type="dxa"/>
+            <w:r>
+              <w:rPr>
+                <w:rFonts w:ascii="Arial" w:hAnsi="Arial" w:cs="Arial"/>
+              </w:rPr>
+              <w:t>Numeric</w:t>
+            </w:r>
+          </w:p>
+        </w:tc>
+        <w:tc>
+          <w:tcPr>
+            <w:tcW w:w="1350" w:type="dxa"/>
           </w:tcPr>
           <w:p>
             <w:pPr>
@@ -311,11 +420,17 @@
                 <w:rFonts w:ascii="Arial" w:hAnsi="Arial" w:cs="Arial"/>
               </w:rPr>
             </w:pPr>
-          </w:p>
-        </w:tc>
-        <w:tc>
-          <w:tcPr>
-            <w:tcW w:w="2338" w:type="dxa"/>
+            <w:r>
+              <w:rPr>
+                <w:rFonts w:ascii="Arial" w:hAnsi="Arial" w:cs="Arial"/>
+              </w:rPr>
+              <w:t>Yes</w:t>
+            </w:r>
+          </w:p>
+        </w:tc>
+        <w:tc>
+          <w:tcPr>
+            <w:tcW w:w="4045" w:type="dxa"/>
           </w:tcPr>
           <w:p>
             <w:pPr>
@@ -324,6 +439,12 @@
                 <w:rFonts w:ascii="Arial" w:hAnsi="Arial" w:cs="Arial"/>
               </w:rPr>
             </w:pPr>
+            <w:r>
+              <w:rPr>
+                <w:rFonts w:ascii="Arial" w:hAnsi="Arial" w:cs="Arial"/>
+              </w:rPr>
+              <w:t>How much each unit of medicine costs</w:t>
+            </w:r>
           </w:p>
         </w:tc>
       </w:tr>
@@ -345,13 +466,7 @@
         <w:rPr>
           <w:rFonts w:ascii="Arial" w:hAnsi="Arial" w:cs="Arial"/>
         </w:rPr>
-        <w:t xml:space="preserve">Endpoint: </w:t>
-      </w:r>
-      <w:r>
-        <w:rPr>
-          <w:rFonts w:ascii="Arial" w:hAnsi="Arial" w:cs="Arial"/>
-        </w:rPr>
-        <w:t>Add a medicine to inventory</w:t>
+        <w:t>GET /api/medicines/{medicine}</w:t>
       </w:r>
     </w:p>
     <w:p>
@@ -364,7 +479,19 @@
         <w:rPr>
           <w:rFonts w:ascii="Arial" w:hAnsi="Arial" w:cs="Arial"/>
         </w:rPr>
-        <w:t>POST/api/medicines</w:t>
+        <w:tab/>
+      </w:r>
+      <w:r>
+        <w:rPr>
+          <w:rFonts w:ascii="Arial" w:hAnsi="Arial" w:cs="Arial"/>
+        </w:rPr>
+        <w:t>R</w:t>
+      </w:r>
+      <w:r>
+        <w:rPr>
+          <w:rFonts w:ascii="Arial" w:hAnsi="Arial" w:cs="Arial"/>
+        </w:rPr>
+        <w:t xml:space="preserve">eturns one specific medicine based on the id. </w:t>
       </w:r>
     </w:p>
     <w:p>
@@ -377,8 +504,7 @@
         <w:rPr>
           <w:rFonts w:ascii="Arial" w:hAnsi="Arial" w:cs="Arial"/>
         </w:rPr>
-        <w:tab/>
-        <w:t>This endpoint</w:t>
+        <w:t>PUT /api/medicines/{medicine}</w:t>
       </w:r>
     </w:p>
     <w:p>
@@ -391,112 +517,395 @@
         <w:rPr>
           <w:rFonts w:ascii="Arial" w:hAnsi="Arial" w:cs="Arial"/>
         </w:rPr>
-        <w:t xml:space="preserve">Endpoint: Show </w:t>
-      </w:r>
-      <w:r>
-        <w:rPr>
-          <w:rFonts w:ascii="Arial" w:hAnsi="Arial" w:cs="Arial"/>
-        </w:rPr>
-        <w:t>a certain medicine entry</w:t>
+        <w:tab/>
+      </w:r>
+      <w:r>
+        <w:rPr>
+          <w:rFonts w:ascii="Arial" w:hAnsi="Arial" w:cs="Arial"/>
+        </w:rPr>
+        <w:t>Update the details of a medicine</w:t>
+      </w:r>
+      <w:r>
+        <w:rPr>
+          <w:rFonts w:ascii="Arial" w:hAnsi="Arial" w:cs="Arial"/>
+        </w:rPr>
+        <w:t xml:space="preserve"> based on </w:t>
+      </w:r>
+      <w:proofErr w:type="gramStart"/>
+      <w:r>
+        <w:rPr>
+          <w:rFonts w:ascii="Arial" w:hAnsi="Arial" w:cs="Arial"/>
+        </w:rPr>
+        <w:t>the  id</w:t>
+      </w:r>
+      <w:proofErr w:type="gramEnd"/>
+      <w:r>
+        <w:rPr>
+          <w:rFonts w:ascii="Arial" w:hAnsi="Arial" w:cs="Arial"/>
+        </w:rPr>
+        <w:t>.</w:t>
       </w:r>
     </w:p>
     <w:p>
       <w:pPr>
-        <w:rPr>
-          <w:rFonts w:ascii="Arial" w:hAnsi="Arial" w:cs="Arial"/>
+        <w:pStyle w:val="Heading2"/>
+        <w:rPr>
+          <w:rFonts w:ascii="Arial" w:hAnsi="Arial" w:cs="Arial"/>
+          <w:b/>
+          <w:color w:val="auto"/>
         </w:rPr>
       </w:pPr>
       <w:r>
         <w:rPr>
           <w:rFonts w:ascii="Arial" w:hAnsi="Arial" w:cs="Arial"/>
-        </w:rPr>
-        <w:t>GET /api/medicines/{medicine}</w:t>
+          <w:b/>
+          <w:color w:val="auto"/>
+        </w:rPr>
+        <w:t>Request Body Parameters:</w:t>
       </w:r>
     </w:p>
-    <w:p>
-      <w:pPr>
-        <w:rPr>
-          <w:rFonts w:ascii="Arial" w:hAnsi="Arial" w:cs="Arial"/>
-        </w:rPr>
-      </w:pPr>
-      <w:r>
-        <w:rPr>
-          <w:rFonts w:ascii="Arial" w:hAnsi="Arial" w:cs="Arial"/>
-        </w:rPr>
-        <w:tab/>
-        <w:t>This endpoint returns one specific medicine based on the id.</w:t>
-      </w:r>
-    </w:p>
-    <w:p>
-      <w:pPr>
-        <w:rPr>
-          <w:rFonts w:ascii="Arial" w:hAnsi="Arial" w:cs="Arial"/>
-        </w:rPr>
-      </w:pPr>
-      <w:r>
-        <w:rPr>
-          <w:rFonts w:ascii="Arial" w:hAnsi="Arial" w:cs="Arial"/>
-        </w:rPr>
-        <w:t xml:space="preserve">Endpoint: </w:t>
-      </w:r>
-      <w:r>
-        <w:rPr>
-          <w:rFonts w:ascii="Arial" w:hAnsi="Arial" w:cs="Arial"/>
-        </w:rPr>
-        <w:t>Update the details of a medicine</w:t>
-      </w:r>
-    </w:p>
-    <w:p>
-      <w:pPr>
-        <w:rPr>
-          <w:rFonts w:ascii="Arial" w:hAnsi="Arial" w:cs="Arial"/>
-        </w:rPr>
-      </w:pPr>
-      <w:r>
-        <w:rPr>
-          <w:rFonts w:ascii="Arial" w:hAnsi="Arial" w:cs="Arial"/>
-        </w:rPr>
-        <w:t xml:space="preserve">PUT </w:t>
-      </w:r>
-      <w:r>
-        <w:rPr>
-          <w:rFonts w:ascii="Arial" w:hAnsi="Arial" w:cs="Arial"/>
-        </w:rPr>
-        <w:t>/api/medicines/{medicine}</w:t>
-      </w:r>
-    </w:p>
-    <w:p>
-      <w:pPr>
-        <w:rPr>
-          <w:rFonts w:ascii="Arial" w:hAnsi="Arial" w:cs="Arial"/>
-        </w:rPr>
-      </w:pPr>
-      <w:r>
-        <w:rPr>
-          <w:rFonts w:ascii="Arial" w:hAnsi="Arial" w:cs="Arial"/>
-        </w:rPr>
-        <w:t xml:space="preserve">Endpoint: </w:t>
-      </w:r>
-    </w:p>
-    <w:p>
-      <w:pPr>
-        <w:rPr>
-          <w:rFonts w:ascii="Arial" w:hAnsi="Arial" w:cs="Arial"/>
-        </w:rPr>
-      </w:pPr>
-      <w:r>
-        <w:rPr>
-          <w:rFonts w:ascii="Arial" w:hAnsi="Arial" w:cs="Arial"/>
-        </w:rPr>
-        <w:t xml:space="preserve">DELETE </w:t>
-      </w:r>
-      <w:r>
-        <w:rPr>
-          <w:rFonts w:ascii="Arial" w:hAnsi="Arial" w:cs="Arial"/>
-        </w:rPr>
-        <w:t>/api/medicines/{medicine}</w:t>
-      </w:r>
-    </w:p>
+    <w:tbl>
+      <w:tblPr>
+        <w:tblStyle w:val="GridTable4"/>
+        <w:tblW w:w="0" w:type="auto"/>
+        <w:tblLook w:val="04A0" w:firstRow="1" w:lastRow="0" w:firstColumn="1" w:lastColumn="0" w:noHBand="0" w:noVBand="1"/>
+      </w:tblPr>
+      <w:tblGrid>
+        <w:gridCol w:w="2336"/>
+        <w:gridCol w:w="1619"/>
+        <w:gridCol w:w="1350"/>
+        <w:gridCol w:w="4045"/>
+      </w:tblGrid>
+      <w:tr>
+        <w:trPr>
+          <w:cnfStyle w:val="100000000000" w:firstRow="1" w:lastRow="0" w:firstColumn="0" w:lastColumn="0" w:oddVBand="0" w:evenVBand="0" w:oddHBand="0" w:evenHBand="0" w:firstRowFirstColumn="0" w:firstRowLastColumn="0" w:lastRowFirstColumn="0" w:lastRowLastColumn="0"/>
+        </w:trPr>
+        <w:tc>
+          <w:tcPr>
+            <w:cnfStyle w:val="001000000000" w:firstRow="0" w:lastRow="0" w:firstColumn="1" w:lastColumn="0" w:oddVBand="0" w:evenVBand="0" w:oddHBand="0" w:evenHBand="0" w:firstRowFirstColumn="0" w:firstRowLastColumn="0" w:lastRowFirstColumn="0" w:lastRowLastColumn="0"/>
+            <w:tcW w:w="2336" w:type="dxa"/>
+          </w:tcPr>
+          <w:p>
+            <w:pPr>
+              <w:rPr>
+                <w:rFonts w:ascii="Arial" w:hAnsi="Arial" w:cs="Arial"/>
+                <w:color w:val="auto"/>
+              </w:rPr>
+            </w:pPr>
+            <w:r>
+              <w:rPr>
+                <w:rFonts w:ascii="Arial" w:hAnsi="Arial" w:cs="Arial"/>
+                <w:color w:val="auto"/>
+              </w:rPr>
+              <w:t>Parameter</w:t>
+            </w:r>
+          </w:p>
+        </w:tc>
+        <w:tc>
+          <w:tcPr>
+            <w:tcW w:w="1619" w:type="dxa"/>
+          </w:tcPr>
+          <w:p>
+            <w:pPr>
+              <w:cnfStyle w:val="100000000000" w:firstRow="1" w:lastRow="0" w:firstColumn="0" w:lastColumn="0" w:oddVBand="0" w:evenVBand="0" w:oddHBand="0" w:evenHBand="0" w:firstRowFirstColumn="0" w:firstRowLastColumn="0" w:lastRowFirstColumn="0" w:lastRowLastColumn="0"/>
+              <w:rPr>
+                <w:rFonts w:ascii="Arial" w:hAnsi="Arial" w:cs="Arial"/>
+                <w:color w:val="auto"/>
+              </w:rPr>
+            </w:pPr>
+            <w:r>
+              <w:rPr>
+                <w:rFonts w:ascii="Arial" w:hAnsi="Arial" w:cs="Arial"/>
+                <w:color w:val="auto"/>
+              </w:rPr>
+              <w:t>Type</w:t>
+            </w:r>
+          </w:p>
+        </w:tc>
+        <w:tc>
+          <w:tcPr>
+            <w:tcW w:w="1350" w:type="dxa"/>
+          </w:tcPr>
+          <w:p>
+            <w:pPr>
+              <w:cnfStyle w:val="100000000000" w:firstRow="1" w:lastRow="0" w:firstColumn="0" w:lastColumn="0" w:oddVBand="0" w:evenVBand="0" w:oddHBand="0" w:evenHBand="0" w:firstRowFirstColumn="0" w:firstRowLastColumn="0" w:lastRowFirstColumn="0" w:lastRowLastColumn="0"/>
+              <w:rPr>
+                <w:rFonts w:ascii="Arial" w:hAnsi="Arial" w:cs="Arial"/>
+                <w:color w:val="auto"/>
+              </w:rPr>
+            </w:pPr>
+            <w:r>
+              <w:rPr>
+                <w:rFonts w:ascii="Arial" w:hAnsi="Arial" w:cs="Arial"/>
+                <w:color w:val="auto"/>
+              </w:rPr>
+              <w:t>Required</w:t>
+            </w:r>
+          </w:p>
+        </w:tc>
+        <w:tc>
+          <w:tcPr>
+            <w:tcW w:w="4045" w:type="dxa"/>
+          </w:tcPr>
+          <w:p>
+            <w:pPr>
+              <w:cnfStyle w:val="100000000000" w:firstRow="1" w:lastRow="0" w:firstColumn="0" w:lastColumn="0" w:oddVBand="0" w:evenVBand="0" w:oddHBand="0" w:evenHBand="0" w:firstRowFirstColumn="0" w:firstRowLastColumn="0" w:lastRowFirstColumn="0" w:lastRowLastColumn="0"/>
+              <w:rPr>
+                <w:rFonts w:ascii="Arial" w:hAnsi="Arial" w:cs="Arial"/>
+                <w:color w:val="auto"/>
+              </w:rPr>
+            </w:pPr>
+            <w:r>
+              <w:rPr>
+                <w:rFonts w:ascii="Arial" w:hAnsi="Arial" w:cs="Arial"/>
+                <w:color w:val="auto"/>
+              </w:rPr>
+              <w:t>Description</w:t>
+            </w:r>
+          </w:p>
+        </w:tc>
+      </w:tr>
+      <w:tr>
+        <w:trPr>
+          <w:cnfStyle w:val="000000100000" w:firstRow="0" w:lastRow="0" w:firstColumn="0" w:lastColumn="0" w:oddVBand="0" w:evenVBand="0" w:oddHBand="1" w:evenHBand="0" w:firstRowFirstColumn="0" w:firstRowLastColumn="0" w:lastRowFirstColumn="0" w:lastRowLastColumn="0"/>
+        </w:trPr>
+        <w:tc>
+          <w:tcPr>
+            <w:cnfStyle w:val="001000000000" w:firstRow="0" w:lastRow="0" w:firstColumn="1" w:lastColumn="0" w:oddVBand="0" w:evenVBand="0" w:oddHBand="0" w:evenHBand="0" w:firstRowFirstColumn="0" w:firstRowLastColumn="0" w:lastRowFirstColumn="0" w:lastRowLastColumn="0"/>
+            <w:tcW w:w="2336" w:type="dxa"/>
+          </w:tcPr>
+          <w:p>
+            <w:pPr>
+              <w:rPr>
+                <w:rFonts w:ascii="Arial" w:hAnsi="Arial" w:cs="Arial"/>
+              </w:rPr>
+            </w:pPr>
+            <w:r>
+              <w:rPr>
+                <w:rFonts w:ascii="Arial" w:hAnsi="Arial" w:cs="Arial"/>
+              </w:rPr>
+              <w:t>name</w:t>
+            </w:r>
+          </w:p>
+        </w:tc>
+        <w:tc>
+          <w:tcPr>
+            <w:tcW w:w="1619" w:type="dxa"/>
+          </w:tcPr>
+          <w:p>
+            <w:pPr>
+              <w:cnfStyle w:val="000000100000" w:firstRow="0" w:lastRow="0" w:firstColumn="0" w:lastColumn="0" w:oddVBand="0" w:evenVBand="0" w:oddHBand="1" w:evenHBand="0" w:firstRowFirstColumn="0" w:firstRowLastColumn="0" w:lastRowFirstColumn="0" w:lastRowLastColumn="0"/>
+              <w:rPr>
+                <w:rFonts w:ascii="Arial" w:hAnsi="Arial" w:cs="Arial"/>
+              </w:rPr>
+            </w:pPr>
+            <w:r>
+              <w:rPr>
+                <w:rFonts w:ascii="Arial" w:hAnsi="Arial" w:cs="Arial"/>
+              </w:rPr>
+              <w:t>String</w:t>
+            </w:r>
+          </w:p>
+        </w:tc>
+        <w:tc>
+          <w:tcPr>
+            <w:tcW w:w="1350" w:type="dxa"/>
+          </w:tcPr>
+          <w:p>
+            <w:pPr>
+              <w:cnfStyle w:val="000000100000" w:firstRow="0" w:lastRow="0" w:firstColumn="0" w:lastColumn="0" w:oddVBand="0" w:evenVBand="0" w:oddHBand="1" w:evenHBand="0" w:firstRowFirstColumn="0" w:firstRowLastColumn="0" w:lastRowFirstColumn="0" w:lastRowLastColumn="0"/>
+              <w:rPr>
+                <w:rFonts w:ascii="Arial" w:hAnsi="Arial" w:cs="Arial"/>
+              </w:rPr>
+            </w:pPr>
+            <w:r>
+              <w:rPr>
+                <w:rFonts w:ascii="Arial" w:hAnsi="Arial" w:cs="Arial"/>
+              </w:rPr>
+              <w:t>Yes</w:t>
+            </w:r>
+          </w:p>
+        </w:tc>
+        <w:tc>
+          <w:tcPr>
+            <w:tcW w:w="4045" w:type="dxa"/>
+          </w:tcPr>
+          <w:p>
+            <w:pPr>
+              <w:cnfStyle w:val="000000100000" w:firstRow="0" w:lastRow="0" w:firstColumn="0" w:lastColumn="0" w:oddVBand="0" w:evenVBand="0" w:oddHBand="1" w:evenHBand="0" w:firstRowFirstColumn="0" w:firstRowLastColumn="0" w:lastRowFirstColumn="0" w:lastRowLastColumn="0"/>
+              <w:rPr>
+                <w:rFonts w:ascii="Arial" w:hAnsi="Arial" w:cs="Arial"/>
+              </w:rPr>
+            </w:pPr>
+            <w:r>
+              <w:rPr>
+                <w:rFonts w:ascii="Arial" w:hAnsi="Arial" w:cs="Arial"/>
+              </w:rPr>
+              <w:t>The name of the medicine</w:t>
+            </w:r>
+          </w:p>
+        </w:tc>
+      </w:tr>
+      <w:tr>
+        <w:tc>
+          <w:tcPr>
+            <w:cnfStyle w:val="001000000000" w:firstRow="0" w:lastRow="0" w:firstColumn="1" w:lastColumn="0" w:oddVBand="0" w:evenVBand="0" w:oddHBand="0" w:evenHBand="0" w:firstRowFirstColumn="0" w:firstRowLastColumn="0" w:lastRowFirstColumn="0" w:lastRowLastColumn="0"/>
+            <w:tcW w:w="2336" w:type="dxa"/>
+          </w:tcPr>
+          <w:p>
+            <w:pPr>
+              <w:rPr>
+                <w:rFonts w:ascii="Arial" w:hAnsi="Arial" w:cs="Arial"/>
+              </w:rPr>
+            </w:pPr>
+            <w:r>
+              <w:rPr>
+                <w:rFonts w:ascii="Arial" w:hAnsi="Arial" w:cs="Arial"/>
+              </w:rPr>
+              <w:t>stock_quantity</w:t>
+            </w:r>
+          </w:p>
+        </w:tc>
+        <w:tc>
+          <w:tcPr>
+            <w:tcW w:w="1619" w:type="dxa"/>
+          </w:tcPr>
+          <w:p>
+            <w:pPr>
+              <w:cnfStyle w:val="000000000000" w:firstRow="0" w:lastRow="0" w:firstColumn="0" w:lastColumn="0" w:oddVBand="0" w:evenVBand="0" w:oddHBand="0" w:evenHBand="0" w:firstRowFirstColumn="0" w:firstRowLastColumn="0" w:lastRowFirstColumn="0" w:lastRowLastColumn="0"/>
+              <w:rPr>
+                <w:rFonts w:ascii="Arial" w:hAnsi="Arial" w:cs="Arial"/>
+              </w:rPr>
+            </w:pPr>
+            <w:r>
+              <w:rPr>
+                <w:rFonts w:ascii="Arial" w:hAnsi="Arial" w:cs="Arial"/>
+              </w:rPr>
+              <w:t>Integer</w:t>
+            </w:r>
+          </w:p>
+        </w:tc>
+        <w:tc>
+          <w:tcPr>
+            <w:tcW w:w="1350" w:type="dxa"/>
+          </w:tcPr>
+          <w:p>
+            <w:pPr>
+              <w:cnfStyle w:val="000000000000" w:firstRow="0" w:lastRow="0" w:firstColumn="0" w:lastColumn="0" w:oddVBand="0" w:evenVBand="0" w:oddHBand="0" w:evenHBand="0" w:firstRowFirstColumn="0" w:firstRowLastColumn="0" w:lastRowFirstColumn="0" w:lastRowLastColumn="0"/>
+              <w:rPr>
+                <w:rFonts w:ascii="Arial" w:hAnsi="Arial" w:cs="Arial"/>
+              </w:rPr>
+            </w:pPr>
+            <w:r>
+              <w:rPr>
+                <w:rFonts w:ascii="Arial" w:hAnsi="Arial" w:cs="Arial"/>
+              </w:rPr>
+              <w:t>Yes</w:t>
+            </w:r>
+          </w:p>
+        </w:tc>
+        <w:tc>
+          <w:tcPr>
+            <w:tcW w:w="4045" w:type="dxa"/>
+          </w:tcPr>
+          <w:p>
+            <w:pPr>
+              <w:cnfStyle w:val="000000000000" w:firstRow="0" w:lastRow="0" w:firstColumn="0" w:lastColumn="0" w:oddVBand="0" w:evenVBand="0" w:oddHBand="0" w:evenHBand="0" w:firstRowFirstColumn="0" w:firstRowLastColumn="0" w:lastRowFirstColumn="0" w:lastRowLastColumn="0"/>
+              <w:rPr>
+                <w:rFonts w:ascii="Arial" w:hAnsi="Arial" w:cs="Arial"/>
+              </w:rPr>
+            </w:pPr>
+            <w:r>
+              <w:rPr>
+                <w:rFonts w:ascii="Arial" w:hAnsi="Arial" w:cs="Arial"/>
+              </w:rPr>
+              <w:t>How much of the medicine is in stock</w:t>
+            </w:r>
+          </w:p>
+        </w:tc>
+      </w:tr>
+      <w:tr>
+        <w:trPr>
+          <w:cnfStyle w:val="000000100000" w:firstRow="0" w:lastRow="0" w:firstColumn="0" w:lastColumn="0" w:oddVBand="0" w:evenVBand="0" w:oddHBand="1" w:evenHBand="0" w:firstRowFirstColumn="0" w:firstRowLastColumn="0" w:lastRowFirstColumn="0" w:lastRowLastColumn="0"/>
+        </w:trPr>
+        <w:tc>
+          <w:tcPr>
+            <w:cnfStyle w:val="001000000000" w:firstRow="0" w:lastRow="0" w:firstColumn="1" w:lastColumn="0" w:oddVBand="0" w:evenVBand="0" w:oddHBand="0" w:evenHBand="0" w:firstRowFirstColumn="0" w:firstRowLastColumn="0" w:lastRowFirstColumn="0" w:lastRowLastColumn="0"/>
+            <w:tcW w:w="2336" w:type="dxa"/>
+          </w:tcPr>
+          <w:p>
+            <w:pPr>
+              <w:rPr>
+                <w:rFonts w:ascii="Arial" w:hAnsi="Arial" w:cs="Arial"/>
+              </w:rPr>
+            </w:pPr>
+            <w:r>
+              <w:rPr>
+                <w:rFonts w:ascii="Arial" w:hAnsi="Arial" w:cs="Arial"/>
+              </w:rPr>
+              <w:t>unit_price</w:t>
+            </w:r>
+          </w:p>
+        </w:tc>
+        <w:tc>
+          <w:tcPr>
+            <w:tcW w:w="1619" w:type="dxa"/>
+          </w:tcPr>
+          <w:p>
+            <w:pPr>
+              <w:cnfStyle w:val="000000100000" w:firstRow="0" w:lastRow="0" w:firstColumn="0" w:lastColumn="0" w:oddVBand="0" w:evenVBand="0" w:oddHBand="1" w:evenHBand="0" w:firstRowFirstColumn="0" w:firstRowLastColumn="0" w:lastRowFirstColumn="0" w:lastRowLastColumn="0"/>
+              <w:rPr>
+                <w:rFonts w:ascii="Arial" w:hAnsi="Arial" w:cs="Arial"/>
+              </w:rPr>
+            </w:pPr>
+            <w:r>
+              <w:rPr>
+                <w:rFonts w:ascii="Arial" w:hAnsi="Arial" w:cs="Arial"/>
+              </w:rPr>
+              <w:t>Numeric</w:t>
+            </w:r>
+          </w:p>
+        </w:tc>
+        <w:tc>
+          <w:tcPr>
+            <w:tcW w:w="1350" w:type="dxa"/>
+          </w:tcPr>
+          <w:p>
+            <w:pPr>
+              <w:cnfStyle w:val="000000100000" w:firstRow="0" w:lastRow="0" w:firstColumn="0" w:lastColumn="0" w:oddVBand="0" w:evenVBand="0" w:oddHBand="1" w:evenHBand="0" w:firstRowFirstColumn="0" w:firstRowLastColumn="0" w:lastRowFirstColumn="0" w:lastRowLastColumn="0"/>
+              <w:rPr>
+                <w:rFonts w:ascii="Arial" w:hAnsi="Arial" w:cs="Arial"/>
+              </w:rPr>
+            </w:pPr>
+            <w:r>
+              <w:rPr>
+                <w:rFonts w:ascii="Arial" w:hAnsi="Arial" w:cs="Arial"/>
+              </w:rPr>
+              <w:t>Yes</w:t>
+            </w:r>
+          </w:p>
+        </w:tc>
+        <w:tc>
+          <w:tcPr>
+            <w:tcW w:w="4045" w:type="dxa"/>
+          </w:tcPr>
+          <w:p>
+            <w:pPr>
+              <w:cnfStyle w:val="000000100000" w:firstRow="0" w:lastRow="0" w:firstColumn="0" w:lastColumn="0" w:oddVBand="0" w:evenVBand="0" w:oddHBand="1" w:evenHBand="0" w:firstRowFirstColumn="0" w:firstRowLastColumn="0" w:lastRowFirstColumn="0" w:lastRowLastColumn="0"/>
+              <w:rPr>
+                <w:rFonts w:ascii="Arial" w:hAnsi="Arial" w:cs="Arial"/>
+              </w:rPr>
+            </w:pPr>
+            <w:r>
+              <w:rPr>
+                <w:rFonts w:ascii="Arial" w:hAnsi="Arial" w:cs="Arial"/>
+              </w:rPr>
+              <w:t>How much each unit of medicine costs</w:t>
+            </w:r>
+          </w:p>
+        </w:tc>
+      </w:tr>
+    </w:tbl>
     <w:p>
       <w:pPr>
         <w:rPr>
@@ -514,7 +923,7 @@
         <w:rPr>
           <w:rFonts w:ascii="Arial" w:hAnsi="Arial" w:cs="Arial"/>
         </w:rPr>
-        <w:t xml:space="preserve">Ex: </w:t>
+        <w:t>DELETE /api/medicines/{medicine}</w:t>
       </w:r>
     </w:p>
     <w:p>
@@ -527,9 +936,666 @@
         <w:rPr>
           <w:rFonts w:ascii="Arial" w:hAnsi="Arial" w:cs="Arial"/>
         </w:rPr>
-        <w:t>Endpoint: Create a New Task</w:t>
+        <w:tab/>
+        <w:t>Deletes a</w:t>
+      </w:r>
+      <w:r>
+        <w:rPr>
+          <w:rFonts w:ascii="Arial" w:hAnsi="Arial" w:cs="Arial"/>
+        </w:rPr>
+        <w:t xml:space="preserve"> medicine row</w:t>
+      </w:r>
+      <w:r>
+        <w:rPr>
+          <w:rFonts w:ascii="Arial" w:hAnsi="Arial" w:cs="Arial"/>
+        </w:rPr>
+        <w:t xml:space="preserve"> based on the id.</w:t>
       </w:r>
     </w:p>
+    <w:p>
+      <w:pPr>
+        <w:pStyle w:val="Heading1"/>
+        <w:rPr>
+          <w:rFonts w:ascii="Arial" w:hAnsi="Arial" w:cs="Arial"/>
+          <w:b/>
+        </w:rPr>
+      </w:pPr>
+      <w:r>
+        <w:rPr>
+          <w:rFonts w:ascii="Arial" w:hAnsi="Arial" w:cs="Arial"/>
+          <w:b/>
+          <w:color w:val="auto"/>
+        </w:rPr>
+        <w:t>Patient</w:t>
+      </w:r>
+    </w:p>
+    <w:p>
+      <w:pPr>
+        <w:rPr>
+          <w:rFonts w:ascii="Arial" w:hAnsi="Arial" w:cs="Arial"/>
+        </w:rPr>
+      </w:pPr>
+      <w:r>
+        <w:rPr>
+          <w:rFonts w:ascii="Arial" w:hAnsi="Arial" w:cs="Arial"/>
+        </w:rPr>
+        <w:t>GET /api/patients</w:t>
+      </w:r>
+    </w:p>
+    <w:p>
+      <w:pPr>
+        <w:rPr>
+          <w:rFonts w:ascii="Arial" w:hAnsi="Arial" w:cs="Arial"/>
+        </w:rPr>
+      </w:pPr>
+      <w:r>
+        <w:rPr>
+          <w:rFonts w:ascii="Arial" w:hAnsi="Arial" w:cs="Arial"/>
+        </w:rPr>
+        <w:tab/>
+        <w:t xml:space="preserve">Returns the list of all </w:t>
+      </w:r>
+      <w:r>
+        <w:rPr>
+          <w:rFonts w:ascii="Arial" w:hAnsi="Arial" w:cs="Arial"/>
+        </w:rPr>
+        <w:t>patients</w:t>
+      </w:r>
+      <w:r>
+        <w:rPr>
+          <w:rFonts w:ascii="Arial" w:hAnsi="Arial" w:cs="Arial"/>
+        </w:rPr>
+        <w:t xml:space="preserve"> in the database.</w:t>
+      </w:r>
+    </w:p>
+    <w:p>
+      <w:pPr>
+        <w:rPr>
+          <w:rFonts w:ascii="Arial" w:hAnsi="Arial" w:cs="Arial"/>
+        </w:rPr>
+      </w:pPr>
+      <w:r>
+        <w:rPr>
+          <w:rFonts w:ascii="Arial" w:hAnsi="Arial" w:cs="Arial"/>
+        </w:rPr>
+        <w:t>POST</w:t>
+      </w:r>
+      <w:r>
+        <w:rPr>
+          <w:rFonts w:ascii="Arial" w:hAnsi="Arial" w:cs="Arial"/>
+        </w:rPr>
+        <w:t xml:space="preserve"> </w:t>
+      </w:r>
+      <w:r>
+        <w:rPr>
+          <w:rFonts w:ascii="Arial" w:hAnsi="Arial" w:cs="Arial"/>
+        </w:rPr>
+        <w:t>/api/</w:t>
+      </w:r>
+      <w:r>
+        <w:rPr>
+          <w:rFonts w:ascii="Arial" w:hAnsi="Arial" w:cs="Arial"/>
+        </w:rPr>
+        <w:t>patients</w:t>
+      </w:r>
+    </w:p>
+    <w:p>
+      <w:pPr>
+        <w:rPr>
+          <w:rFonts w:ascii="Arial" w:hAnsi="Arial" w:cs="Arial"/>
+        </w:rPr>
+      </w:pPr>
+      <w:r>
+        <w:rPr>
+          <w:rFonts w:ascii="Arial" w:hAnsi="Arial" w:cs="Arial"/>
+        </w:rPr>
+        <w:tab/>
+        <w:t xml:space="preserve">Adds a </w:t>
+      </w:r>
+      <w:r>
+        <w:rPr>
+          <w:rFonts w:ascii="Arial" w:hAnsi="Arial" w:cs="Arial"/>
+        </w:rPr>
+        <w:t>patient</w:t>
+      </w:r>
+      <w:r>
+        <w:rPr>
+          <w:rFonts w:ascii="Arial" w:hAnsi="Arial" w:cs="Arial"/>
+        </w:rPr>
+        <w:t xml:space="preserve"> row into </w:t>
+      </w:r>
+      <w:r>
+        <w:rPr>
+          <w:rFonts w:ascii="Arial" w:hAnsi="Arial" w:cs="Arial"/>
+        </w:rPr>
+        <w:t>the registry.</w:t>
+      </w:r>
+    </w:p>
+    <w:p>
+      <w:pPr>
+        <w:pStyle w:val="Heading2"/>
+        <w:rPr>
+          <w:rFonts w:ascii="Arial" w:hAnsi="Arial" w:cs="Arial"/>
+          <w:b/>
+          <w:color w:val="auto"/>
+        </w:rPr>
+      </w:pPr>
+      <w:r>
+        <w:rPr>
+          <w:rFonts w:ascii="Arial" w:hAnsi="Arial" w:cs="Arial"/>
+          <w:b/>
+          <w:color w:val="auto"/>
+        </w:rPr>
+        <w:t>Request Body Parameters:</w:t>
+      </w:r>
+    </w:p>
+    <w:tbl>
+      <w:tblPr>
+        <w:tblStyle w:val="GridTable4"/>
+        <w:tblW w:w="0" w:type="auto"/>
+        <w:tblLook w:val="04A0" w:firstRow="1" w:lastRow="0" w:firstColumn="1" w:lastColumn="0" w:noHBand="0" w:noVBand="1"/>
+      </w:tblPr>
+      <w:tblGrid>
+        <w:gridCol w:w="2336"/>
+        <w:gridCol w:w="1169"/>
+        <w:gridCol w:w="1170"/>
+        <w:gridCol w:w="4675"/>
+      </w:tblGrid>
+      <w:tr>
+        <w:trPr>
+          <w:cnfStyle w:val="100000000000" w:firstRow="1" w:lastRow="0" w:firstColumn="0" w:lastColumn="0" w:oddVBand="0" w:evenVBand="0" w:oddHBand="0" w:evenHBand="0" w:firstRowFirstColumn="0" w:firstRowLastColumn="0" w:lastRowFirstColumn="0" w:lastRowLastColumn="0"/>
+        </w:trPr>
+        <w:tc>
+          <w:tcPr>
+            <w:cnfStyle w:val="001000000000" w:firstRow="0" w:lastRow="0" w:firstColumn="1" w:lastColumn="0" w:oddVBand="0" w:evenVBand="0" w:oddHBand="0" w:evenHBand="0" w:firstRowFirstColumn="0" w:firstRowLastColumn="0" w:lastRowFirstColumn="0" w:lastRowLastColumn="0"/>
+            <w:tcW w:w="2336" w:type="dxa"/>
+          </w:tcPr>
+          <w:p>
+            <w:pPr>
+              <w:rPr>
+                <w:rFonts w:ascii="Arial" w:hAnsi="Arial" w:cs="Arial"/>
+                <w:color w:val="auto"/>
+              </w:rPr>
+            </w:pPr>
+            <w:r>
+              <w:rPr>
+                <w:rFonts w:ascii="Arial" w:hAnsi="Arial" w:cs="Arial"/>
+                <w:color w:val="auto"/>
+              </w:rPr>
+              <w:t>Parameter</w:t>
+            </w:r>
+          </w:p>
+        </w:tc>
+        <w:tc>
+          <w:tcPr>
+            <w:tcW w:w="1169" w:type="dxa"/>
+          </w:tcPr>
+          <w:p>
+            <w:pPr>
+              <w:cnfStyle w:val="100000000000" w:firstRow="1" w:lastRow="0" w:firstColumn="0" w:lastColumn="0" w:oddVBand="0" w:evenVBand="0" w:oddHBand="0" w:evenHBand="0" w:firstRowFirstColumn="0" w:firstRowLastColumn="0" w:lastRowFirstColumn="0" w:lastRowLastColumn="0"/>
+              <w:rPr>
+                <w:rFonts w:ascii="Arial" w:hAnsi="Arial" w:cs="Arial"/>
+                <w:color w:val="auto"/>
+              </w:rPr>
+            </w:pPr>
+            <w:r>
+              <w:rPr>
+                <w:rFonts w:ascii="Arial" w:hAnsi="Arial" w:cs="Arial"/>
+                <w:color w:val="auto"/>
+              </w:rPr>
+              <w:t>Type</w:t>
+            </w:r>
+          </w:p>
+        </w:tc>
+        <w:tc>
+          <w:tcPr>
+            <w:tcW w:w="1170" w:type="dxa"/>
+          </w:tcPr>
+          <w:p>
+            <w:pPr>
+              <w:cnfStyle w:val="100000000000" w:firstRow="1" w:lastRow="0" w:firstColumn="0" w:lastColumn="0" w:oddVBand="0" w:evenVBand="0" w:oddHBand="0" w:evenHBand="0" w:firstRowFirstColumn="0" w:firstRowLastColumn="0" w:lastRowFirstColumn="0" w:lastRowLastColumn="0"/>
+              <w:rPr>
+                <w:rFonts w:ascii="Arial" w:hAnsi="Arial" w:cs="Arial"/>
+                <w:color w:val="auto"/>
+              </w:rPr>
+            </w:pPr>
+            <w:r>
+              <w:rPr>
+                <w:rFonts w:ascii="Arial" w:hAnsi="Arial" w:cs="Arial"/>
+                <w:color w:val="auto"/>
+              </w:rPr>
+              <w:t>Required</w:t>
+            </w:r>
+          </w:p>
+        </w:tc>
+        <w:tc>
+          <w:tcPr>
+            <w:tcW w:w="4675" w:type="dxa"/>
+          </w:tcPr>
+          <w:p>
+            <w:pPr>
+              <w:cnfStyle w:val="100000000000" w:firstRow="1" w:lastRow="0" w:firstColumn="0" w:lastColumn="0" w:oddVBand="0" w:evenVBand="0" w:oddHBand="0" w:evenHBand="0" w:firstRowFirstColumn="0" w:firstRowLastColumn="0" w:lastRowFirstColumn="0" w:lastRowLastColumn="0"/>
+              <w:rPr>
+                <w:rFonts w:ascii="Arial" w:hAnsi="Arial" w:cs="Arial"/>
+                <w:color w:val="auto"/>
+              </w:rPr>
+            </w:pPr>
+            <w:r>
+              <w:rPr>
+                <w:rFonts w:ascii="Arial" w:hAnsi="Arial" w:cs="Arial"/>
+                <w:color w:val="auto"/>
+              </w:rPr>
+              <w:t>Description</w:t>
+            </w:r>
+          </w:p>
+        </w:tc>
+      </w:tr>
+      <w:tr>
+        <w:trPr>
+          <w:cnfStyle w:val="000000100000" w:firstRow="0" w:lastRow="0" w:firstColumn="0" w:lastColumn="0" w:oddVBand="0" w:evenVBand="0" w:oddHBand="1" w:evenHBand="0" w:firstRowFirstColumn="0" w:firstRowLastColumn="0" w:lastRowFirstColumn="0" w:lastRowLastColumn="0"/>
+        </w:trPr>
+        <w:tc>
+          <w:tcPr>
+            <w:cnfStyle w:val="001000000000" w:firstRow="0" w:lastRow="0" w:firstColumn="1" w:lastColumn="0" w:oddVBand="0" w:evenVBand="0" w:oddHBand="0" w:evenHBand="0" w:firstRowFirstColumn="0" w:firstRowLastColumn="0" w:lastRowFirstColumn="0" w:lastRowLastColumn="0"/>
+            <w:tcW w:w="2336" w:type="dxa"/>
+          </w:tcPr>
+          <w:p>
+            <w:pPr>
+              <w:rPr>
+                <w:rFonts w:ascii="Arial" w:hAnsi="Arial" w:cs="Arial"/>
+              </w:rPr>
+            </w:pPr>
+            <w:r>
+              <w:rPr>
+                <w:rFonts w:ascii="Arial" w:hAnsi="Arial" w:cs="Arial"/>
+              </w:rPr>
+              <w:t>patient_number</w:t>
+            </w:r>
+          </w:p>
+        </w:tc>
+        <w:tc>
+          <w:tcPr>
+            <w:tcW w:w="1169" w:type="dxa"/>
+          </w:tcPr>
+          <w:p>
+            <w:pPr>
+              <w:cnfStyle w:val="000000100000" w:firstRow="0" w:lastRow="0" w:firstColumn="0" w:lastColumn="0" w:oddVBand="0" w:evenVBand="0" w:oddHBand="1" w:evenHBand="0" w:firstRowFirstColumn="0" w:firstRowLastColumn="0" w:lastRowFirstColumn="0" w:lastRowLastColumn="0"/>
+              <w:rPr>
+                <w:rFonts w:ascii="Arial" w:hAnsi="Arial" w:cs="Arial"/>
+              </w:rPr>
+            </w:pPr>
+            <w:r>
+              <w:rPr>
+                <w:rFonts w:ascii="Arial" w:hAnsi="Arial" w:cs="Arial"/>
+              </w:rPr>
+              <w:t>String</w:t>
+            </w:r>
+          </w:p>
+        </w:tc>
+        <w:tc>
+          <w:tcPr>
+            <w:tcW w:w="1170" w:type="dxa"/>
+          </w:tcPr>
+          <w:p>
+            <w:pPr>
+              <w:cnfStyle w:val="000000100000" w:firstRow="0" w:lastRow="0" w:firstColumn="0" w:lastColumn="0" w:oddVBand="0" w:evenVBand="0" w:oddHBand="1" w:evenHBand="0" w:firstRowFirstColumn="0" w:firstRowLastColumn="0" w:lastRowFirstColumn="0" w:lastRowLastColumn="0"/>
+              <w:rPr>
+                <w:rFonts w:ascii="Arial" w:hAnsi="Arial" w:cs="Arial"/>
+              </w:rPr>
+            </w:pPr>
+            <w:r>
+              <w:rPr>
+                <w:rFonts w:ascii="Arial" w:hAnsi="Arial" w:cs="Arial"/>
+              </w:rPr>
+              <w:t>Yes</w:t>
+            </w:r>
+          </w:p>
+        </w:tc>
+        <w:tc>
+          <w:tcPr>
+            <w:tcW w:w="4675" w:type="dxa"/>
+          </w:tcPr>
+          <w:p>
+            <w:pPr>
+              <w:cnfStyle w:val="000000100000" w:firstRow="0" w:lastRow="0" w:firstColumn="0" w:lastColumn="0" w:oddVBand="0" w:evenVBand="0" w:oddHBand="1" w:evenHBand="0" w:firstRowFirstColumn="0" w:firstRowLastColumn="0" w:lastRowFirstColumn="0" w:lastRowLastColumn="0"/>
+              <w:rPr>
+                <w:rFonts w:ascii="Arial" w:hAnsi="Arial" w:cs="Arial"/>
+              </w:rPr>
+            </w:pPr>
+            <w:r>
+              <w:rPr>
+                <w:rFonts w:ascii="Arial" w:hAnsi="Arial" w:cs="Arial"/>
+              </w:rPr>
+              <w:t xml:space="preserve">The </w:t>
+            </w:r>
+            <w:r>
+              <w:rPr>
+                <w:rFonts w:ascii="Arial" w:hAnsi="Arial" w:cs="Arial"/>
+              </w:rPr>
+              <w:t>tracking number of the patient</w:t>
+            </w:r>
+          </w:p>
+        </w:tc>
+      </w:tr>
+      <w:tr>
+        <w:tc>
+          <w:tcPr>
+            <w:cnfStyle w:val="001000000000" w:firstRow="0" w:lastRow="0" w:firstColumn="1" w:lastColumn="0" w:oddVBand="0" w:evenVBand="0" w:oddHBand="0" w:evenHBand="0" w:firstRowFirstColumn="0" w:firstRowLastColumn="0" w:lastRowFirstColumn="0" w:lastRowLastColumn="0"/>
+            <w:tcW w:w="2336" w:type="dxa"/>
+          </w:tcPr>
+          <w:p>
+            <w:pPr>
+              <w:rPr>
+                <w:rFonts w:ascii="Arial" w:hAnsi="Arial" w:cs="Arial"/>
+              </w:rPr>
+            </w:pPr>
+            <w:r>
+              <w:rPr>
+                <w:rFonts w:ascii="Arial" w:hAnsi="Arial" w:cs="Arial"/>
+              </w:rPr>
+              <w:t>name</w:t>
+            </w:r>
+          </w:p>
+        </w:tc>
+        <w:tc>
+          <w:tcPr>
+            <w:tcW w:w="1169" w:type="dxa"/>
+          </w:tcPr>
+          <w:p>
+            <w:pPr>
+              <w:cnfStyle w:val="000000000000" w:firstRow="0" w:lastRow="0" w:firstColumn="0" w:lastColumn="0" w:oddVBand="0" w:evenVBand="0" w:oddHBand="0" w:evenHBand="0" w:firstRowFirstColumn="0" w:firstRowLastColumn="0" w:lastRowFirstColumn="0" w:lastRowLastColumn="0"/>
+              <w:rPr>
+                <w:rFonts w:ascii="Arial" w:hAnsi="Arial" w:cs="Arial"/>
+              </w:rPr>
+            </w:pPr>
+            <w:r>
+              <w:rPr>
+                <w:rFonts w:ascii="Arial" w:hAnsi="Arial" w:cs="Arial"/>
+              </w:rPr>
+              <w:t>String</w:t>
+            </w:r>
+          </w:p>
+        </w:tc>
+        <w:tc>
+          <w:tcPr>
+            <w:tcW w:w="1170" w:type="dxa"/>
+          </w:tcPr>
+          <w:p>
+            <w:pPr>
+              <w:cnfStyle w:val="000000000000" w:firstRow="0" w:lastRow="0" w:firstColumn="0" w:lastColumn="0" w:oddVBand="0" w:evenVBand="0" w:oddHBand="0" w:evenHBand="0" w:firstRowFirstColumn="0" w:firstRowLastColumn="0" w:lastRowFirstColumn="0" w:lastRowLastColumn="0"/>
+              <w:rPr>
+                <w:rFonts w:ascii="Arial" w:hAnsi="Arial" w:cs="Arial"/>
+              </w:rPr>
+            </w:pPr>
+            <w:r>
+              <w:rPr>
+                <w:rFonts w:ascii="Arial" w:hAnsi="Arial" w:cs="Arial"/>
+              </w:rPr>
+              <w:t>Yes</w:t>
+            </w:r>
+          </w:p>
+        </w:tc>
+        <w:tc>
+          <w:tcPr>
+            <w:tcW w:w="4675" w:type="dxa"/>
+          </w:tcPr>
+          <w:p>
+            <w:pPr>
+              <w:cnfStyle w:val="000000000000" w:firstRow="0" w:lastRow="0" w:firstColumn="0" w:lastColumn="0" w:oddVBand="0" w:evenVBand="0" w:oddHBand="0" w:evenHBand="0" w:firstRowFirstColumn="0" w:firstRowLastColumn="0" w:lastRowFirstColumn="0" w:lastRowLastColumn="0"/>
+              <w:rPr>
+                <w:rFonts w:ascii="Arial" w:hAnsi="Arial" w:cs="Arial"/>
+              </w:rPr>
+            </w:pPr>
+            <w:r>
+              <w:rPr>
+                <w:rFonts w:ascii="Arial" w:hAnsi="Arial" w:cs="Arial"/>
+              </w:rPr>
+              <w:t>The patient’s name</w:t>
+            </w:r>
+          </w:p>
+        </w:tc>
+      </w:tr>
+      <w:tr>
+        <w:trPr>
+          <w:cnfStyle w:val="000000100000" w:firstRow="0" w:lastRow="0" w:firstColumn="0" w:lastColumn="0" w:oddVBand="0" w:evenVBand="0" w:oddHBand="1" w:evenHBand="0" w:firstRowFirstColumn="0" w:firstRowLastColumn="0" w:lastRowFirstColumn="0" w:lastRowLastColumn="0"/>
+        </w:trPr>
+        <w:tc>
+          <w:tcPr>
+            <w:cnfStyle w:val="001000000000" w:firstRow="0" w:lastRow="0" w:firstColumn="1" w:lastColumn="0" w:oddVBand="0" w:evenVBand="0" w:oddHBand="0" w:evenHBand="0" w:firstRowFirstColumn="0" w:firstRowLastColumn="0" w:lastRowFirstColumn="0" w:lastRowLastColumn="0"/>
+            <w:tcW w:w="2336" w:type="dxa"/>
+          </w:tcPr>
+          <w:p>
+            <w:pPr>
+              <w:rPr>
+                <w:rFonts w:ascii="Arial" w:hAnsi="Arial" w:cs="Arial"/>
+              </w:rPr>
+            </w:pPr>
+            <w:r>
+              <w:rPr>
+                <w:rFonts w:ascii="Arial" w:hAnsi="Arial" w:cs="Arial"/>
+              </w:rPr>
+              <w:t>age</w:t>
+            </w:r>
+          </w:p>
+        </w:tc>
+        <w:tc>
+          <w:tcPr>
+            <w:tcW w:w="1169" w:type="dxa"/>
+          </w:tcPr>
+          <w:p>
+            <w:pPr>
+              <w:cnfStyle w:val="000000100000" w:firstRow="0" w:lastRow="0" w:firstColumn="0" w:lastColumn="0" w:oddVBand="0" w:evenVBand="0" w:oddHBand="1" w:evenHBand="0" w:firstRowFirstColumn="0" w:firstRowLastColumn="0" w:lastRowFirstColumn="0" w:lastRowLastColumn="0"/>
+              <w:rPr>
+                <w:rFonts w:ascii="Arial" w:hAnsi="Arial" w:cs="Arial"/>
+              </w:rPr>
+            </w:pPr>
+            <w:r>
+              <w:rPr>
+                <w:rFonts w:ascii="Arial" w:hAnsi="Arial" w:cs="Arial"/>
+              </w:rPr>
+              <w:t>Integer</w:t>
+            </w:r>
+          </w:p>
+        </w:tc>
+        <w:tc>
+          <w:tcPr>
+            <w:tcW w:w="1170" w:type="dxa"/>
+          </w:tcPr>
+          <w:p>
+            <w:pPr>
+              <w:cnfStyle w:val="000000100000" w:firstRow="0" w:lastRow="0" w:firstColumn="0" w:lastColumn="0" w:oddVBand="0" w:evenVBand="0" w:oddHBand="1" w:evenHBand="0" w:firstRowFirstColumn="0" w:firstRowLastColumn="0" w:lastRowFirstColumn="0" w:lastRowLastColumn="0"/>
+              <w:rPr>
+                <w:rFonts w:ascii="Arial" w:hAnsi="Arial" w:cs="Arial"/>
+              </w:rPr>
+            </w:pPr>
+            <w:r>
+              <w:rPr>
+                <w:rFonts w:ascii="Arial" w:hAnsi="Arial" w:cs="Arial"/>
+              </w:rPr>
+              <w:t>Yes</w:t>
+            </w:r>
+          </w:p>
+        </w:tc>
+        <w:tc>
+          <w:tcPr>
+            <w:tcW w:w="4675" w:type="dxa"/>
+          </w:tcPr>
+          <w:p>
+            <w:pPr>
+              <w:cnfStyle w:val="000000100000" w:firstRow="0" w:lastRow="0" w:firstColumn="0" w:lastColumn="0" w:oddVBand="0" w:evenVBand="0" w:oddHBand="1" w:evenHBand="0" w:firstRowFirstColumn="0" w:firstRowLastColumn="0" w:lastRowFirstColumn="0" w:lastRowLastColumn="0"/>
+              <w:rPr>
+                <w:rFonts w:ascii="Arial" w:hAnsi="Arial" w:cs="Arial"/>
+              </w:rPr>
+            </w:pPr>
+            <w:r>
+              <w:rPr>
+                <w:rFonts w:ascii="Arial" w:hAnsi="Arial" w:cs="Arial"/>
+              </w:rPr>
+              <w:t>How old the patient is</w:t>
+            </w:r>
+          </w:p>
+        </w:tc>
+      </w:tr>
+      <w:tr>
+        <w:tc>
+          <w:tcPr>
+            <w:cnfStyle w:val="001000000000" w:firstRow="0" w:lastRow="0" w:firstColumn="1" w:lastColumn="0" w:oddVBand="0" w:evenVBand="0" w:oddHBand="0" w:evenHBand="0" w:firstRowFirstColumn="0" w:firstRowLastColumn="0" w:lastRowFirstColumn="0" w:lastRowLastColumn="0"/>
+            <w:tcW w:w="2336" w:type="dxa"/>
+          </w:tcPr>
+          <w:p>
+            <w:pPr>
+              <w:rPr>
+                <w:rFonts w:ascii="Arial" w:hAnsi="Arial" w:cs="Arial"/>
+              </w:rPr>
+            </w:pPr>
+            <w:r>
+              <w:rPr>
+                <w:rFonts w:ascii="Arial" w:hAnsi="Arial" w:cs="Arial"/>
+              </w:rPr>
+              <w:t>contact_number</w:t>
+            </w:r>
+          </w:p>
+        </w:tc>
+        <w:tc>
+          <w:tcPr>
+            <w:tcW w:w="1169" w:type="dxa"/>
+          </w:tcPr>
+          <w:p>
+            <w:pPr>
+              <w:cnfStyle w:val="000000000000" w:firstRow="0" w:lastRow="0" w:firstColumn="0" w:lastColumn="0" w:oddVBand="0" w:evenVBand="0" w:oddHBand="0" w:evenHBand="0" w:firstRowFirstColumn="0" w:firstRowLastColumn="0" w:lastRowFirstColumn="0" w:lastRowLastColumn="0"/>
+              <w:rPr>
+                <w:rFonts w:ascii="Arial" w:hAnsi="Arial" w:cs="Arial"/>
+              </w:rPr>
+            </w:pPr>
+            <w:r>
+              <w:rPr>
+                <w:rFonts w:ascii="Arial" w:hAnsi="Arial" w:cs="Arial"/>
+              </w:rPr>
+              <w:t>String</w:t>
+            </w:r>
+          </w:p>
+        </w:tc>
+        <w:tc>
+          <w:tcPr>
+            <w:tcW w:w="1170" w:type="dxa"/>
+          </w:tcPr>
+          <w:p>
+            <w:pPr>
+              <w:cnfStyle w:val="000000000000" w:firstRow="0" w:lastRow="0" w:firstColumn="0" w:lastColumn="0" w:oddVBand="0" w:evenVBand="0" w:oddHBand="0" w:evenHBand="0" w:firstRowFirstColumn="0" w:firstRowLastColumn="0" w:lastRowFirstColumn="0" w:lastRowLastColumn="0"/>
+              <w:rPr>
+                <w:rFonts w:ascii="Arial" w:hAnsi="Arial" w:cs="Arial"/>
+              </w:rPr>
+            </w:pPr>
+            <w:r>
+              <w:rPr>
+                <w:rFonts w:ascii="Arial" w:hAnsi="Arial" w:cs="Arial"/>
+              </w:rPr>
+              <w:t>Yes</w:t>
+            </w:r>
+          </w:p>
+        </w:tc>
+        <w:tc>
+          <w:tcPr>
+            <w:tcW w:w="4675" w:type="dxa"/>
+          </w:tcPr>
+          <w:p>
+            <w:pPr>
+              <w:cnfStyle w:val="000000000000" w:firstRow="0" w:lastRow="0" w:firstColumn="0" w:lastColumn="0" w:oddVBand="0" w:evenVBand="0" w:oddHBand="0" w:evenHBand="0" w:firstRowFirstColumn="0" w:firstRowLastColumn="0" w:lastRowFirstColumn="0" w:lastRowLastColumn="0"/>
+              <w:rPr>
+                <w:rFonts w:ascii="Arial" w:hAnsi="Arial" w:cs="Arial"/>
+              </w:rPr>
+            </w:pPr>
+            <w:r>
+              <w:rPr>
+                <w:rFonts w:ascii="Arial" w:hAnsi="Arial" w:cs="Arial"/>
+              </w:rPr>
+              <w:t>The patient’s contact number</w:t>
+            </w:r>
+          </w:p>
+        </w:tc>
+      </w:tr>
+      <w:tr>
+        <w:trPr>
+          <w:cnfStyle w:val="000000100000" w:firstRow="0" w:lastRow="0" w:firstColumn="0" w:lastColumn="0" w:oddVBand="0" w:evenVBand="0" w:oddHBand="1" w:evenHBand="0" w:firstRowFirstColumn="0" w:firstRowLastColumn="0" w:lastRowFirstColumn="0" w:lastRowLastColumn="0"/>
+        </w:trPr>
+        <w:tc>
+          <w:tcPr>
+            <w:cnfStyle w:val="001000000000" w:firstRow="0" w:lastRow="0" w:firstColumn="1" w:lastColumn="0" w:oddVBand="0" w:evenVBand="0" w:oddHBand="0" w:evenHBand="0" w:firstRowFirstColumn="0" w:firstRowLastColumn="0" w:lastRowFirstColumn="0" w:lastRowLastColumn="0"/>
+            <w:tcW w:w="2336" w:type="dxa"/>
+          </w:tcPr>
+          <w:p>
+            <w:pPr>
+              <w:rPr>
+                <w:rFonts w:ascii="Arial" w:hAnsi="Arial" w:cs="Arial"/>
+              </w:rPr>
+            </w:pPr>
+            <w:r>
+              <w:rPr>
+                <w:rFonts w:ascii="Arial" w:hAnsi="Arial" w:cs="Arial"/>
+              </w:rPr>
+              <w:t>gender</w:t>
+            </w:r>
+          </w:p>
+        </w:tc>
+        <w:tc>
+          <w:tcPr>
+            <w:tcW w:w="1169" w:type="dxa"/>
+          </w:tcPr>
+          <w:p>
+            <w:pPr>
+              <w:cnfStyle w:val="000000100000" w:firstRow="0" w:lastRow="0" w:firstColumn="0" w:lastColumn="0" w:oddVBand="0" w:evenVBand="0" w:oddHBand="1" w:evenHBand="0" w:firstRowFirstColumn="0" w:firstRowLastColumn="0" w:lastRowFirstColumn="0" w:lastRowLastColumn="0"/>
+              <w:rPr>
+                <w:rFonts w:ascii="Arial" w:hAnsi="Arial" w:cs="Arial"/>
+              </w:rPr>
+            </w:pPr>
+            <w:r>
+              <w:rPr>
+                <w:rFonts w:ascii="Arial" w:hAnsi="Arial" w:cs="Arial"/>
+              </w:rPr>
+              <w:t>String</w:t>
+            </w:r>
+          </w:p>
+        </w:tc>
+        <w:tc>
+          <w:tcPr>
+            <w:tcW w:w="1170" w:type="dxa"/>
+          </w:tcPr>
+          <w:p>
+            <w:pPr>
+              <w:cnfStyle w:val="000000100000" w:firstRow="0" w:lastRow="0" w:firstColumn="0" w:lastColumn="0" w:oddVBand="0" w:evenVBand="0" w:oddHBand="1" w:evenHBand="0" w:firstRowFirstColumn="0" w:firstRowLastColumn="0" w:lastRowFirstColumn="0" w:lastRowLastColumn="0"/>
+              <w:rPr>
+                <w:rFonts w:ascii="Arial" w:hAnsi="Arial" w:cs="Arial"/>
+              </w:rPr>
+            </w:pPr>
+            <w:r>
+              <w:rPr>
+                <w:rFonts w:ascii="Arial" w:hAnsi="Arial" w:cs="Arial"/>
+              </w:rPr>
+              <w:t>No</w:t>
+            </w:r>
+          </w:p>
+        </w:tc>
+        <w:tc>
+          <w:tcPr>
+            <w:tcW w:w="4675" w:type="dxa"/>
+          </w:tcPr>
+          <w:p>
+            <w:pPr>
+              <w:cnfStyle w:val="000000100000" w:firstRow="0" w:lastRow="0" w:firstColumn="0" w:lastColumn="0" w:oddVBand="0" w:evenVBand="0" w:oddHBand="1" w:evenHBand="0" w:firstRowFirstColumn="0" w:firstRowLastColumn="0" w:lastRowFirstColumn="0" w:lastRowLastColumn="0"/>
+              <w:rPr>
+                <w:rFonts w:ascii="Arial" w:hAnsi="Arial" w:cs="Arial"/>
+              </w:rPr>
+            </w:pPr>
+            <w:r>
+              <w:rPr>
+                <w:rFonts w:ascii="Arial" w:hAnsi="Arial" w:cs="Arial"/>
+              </w:rPr>
+              <w:t>The patient’s gender (Default: ‘Not Specified’)</w:t>
+            </w:r>
+          </w:p>
+        </w:tc>
+      </w:tr>
+    </w:tbl>
     <w:p>
       <w:pPr>
         <w:rPr>
@@ -547,9 +1613,715 @@
         <w:rPr>
           <w:rFonts w:ascii="Arial" w:hAnsi="Arial" w:cs="Arial"/>
         </w:rPr>
-        <w:t>POST /v1/tasks</w:t>
+        <w:t>GET /api/</w:t>
+      </w:r>
+      <w:r>
+        <w:rPr>
+          <w:rFonts w:ascii="Arial" w:hAnsi="Arial" w:cs="Arial"/>
+        </w:rPr>
+        <w:t>patients</w:t>
+      </w:r>
+      <w:r>
+        <w:rPr>
+          <w:rFonts w:ascii="Arial" w:hAnsi="Arial" w:cs="Arial"/>
+        </w:rPr>
+        <w:t>/{</w:t>
+      </w:r>
+      <w:r>
+        <w:rPr>
+          <w:rFonts w:ascii="Arial" w:hAnsi="Arial" w:cs="Arial"/>
+        </w:rPr>
+        <w:t>patient</w:t>
+      </w:r>
+      <w:r>
+        <w:rPr>
+          <w:rFonts w:ascii="Arial" w:hAnsi="Arial" w:cs="Arial"/>
+        </w:rPr>
+        <w:t>}</w:t>
       </w:r>
     </w:p>
+    <w:p>
+      <w:pPr>
+        <w:rPr>
+          <w:rFonts w:ascii="Arial" w:hAnsi="Arial" w:cs="Arial"/>
+        </w:rPr>
+      </w:pPr>
+      <w:r>
+        <w:rPr>
+          <w:rFonts w:ascii="Arial" w:hAnsi="Arial" w:cs="Arial"/>
+        </w:rPr>
+        <w:tab/>
+        <w:t>Returns one specific</w:t>
+      </w:r>
+      <w:r>
+        <w:rPr>
+          <w:rFonts w:ascii="Arial" w:hAnsi="Arial" w:cs="Arial"/>
+        </w:rPr>
+        <w:t xml:space="preserve"> patient</w:t>
+      </w:r>
+      <w:r>
+        <w:rPr>
+          <w:rFonts w:ascii="Arial" w:hAnsi="Arial" w:cs="Arial"/>
+        </w:rPr>
+        <w:t xml:space="preserve"> based on the id. </w:t>
+      </w:r>
+    </w:p>
+    <w:p>
+      <w:pPr>
+        <w:rPr>
+          <w:rFonts w:ascii="Arial" w:hAnsi="Arial" w:cs="Arial"/>
+        </w:rPr>
+      </w:pPr>
+      <w:r>
+        <w:rPr>
+          <w:rFonts w:ascii="Arial" w:hAnsi="Arial" w:cs="Arial"/>
+        </w:rPr>
+        <w:t>PUT /api/</w:t>
+      </w:r>
+      <w:r>
+        <w:rPr>
+          <w:rFonts w:ascii="Arial" w:hAnsi="Arial" w:cs="Arial"/>
+        </w:rPr>
+        <w:t>patients</w:t>
+      </w:r>
+      <w:r>
+        <w:rPr>
+          <w:rFonts w:ascii="Arial" w:hAnsi="Arial" w:cs="Arial"/>
+        </w:rPr>
+        <w:t>/{</w:t>
+      </w:r>
+      <w:r>
+        <w:rPr>
+          <w:rFonts w:ascii="Arial" w:hAnsi="Arial" w:cs="Arial"/>
+        </w:rPr>
+        <w:t>patient</w:t>
+      </w:r>
+      <w:r>
+        <w:rPr>
+          <w:rFonts w:ascii="Arial" w:hAnsi="Arial" w:cs="Arial"/>
+        </w:rPr>
+        <w:t>}</w:t>
+      </w:r>
+    </w:p>
+    <w:p>
+      <w:pPr>
+        <w:rPr>
+          <w:rFonts w:ascii="Arial" w:hAnsi="Arial" w:cs="Arial"/>
+        </w:rPr>
+      </w:pPr>
+      <w:r>
+        <w:rPr>
+          <w:rFonts w:ascii="Arial" w:hAnsi="Arial" w:cs="Arial"/>
+        </w:rPr>
+        <w:tab/>
+        <w:t xml:space="preserve">Update the details of a </w:t>
+      </w:r>
+      <w:r>
+        <w:rPr>
+          <w:rFonts w:ascii="Arial" w:hAnsi="Arial" w:cs="Arial"/>
+        </w:rPr>
+        <w:t>patient</w:t>
+      </w:r>
+      <w:r>
+        <w:rPr>
+          <w:rFonts w:ascii="Arial" w:hAnsi="Arial" w:cs="Arial"/>
+        </w:rPr>
+        <w:t xml:space="preserve"> based on the id.</w:t>
+      </w:r>
+    </w:p>
+    <w:p>
+      <w:pPr>
+        <w:pStyle w:val="Heading2"/>
+        <w:rPr>
+          <w:rFonts w:ascii="Arial" w:hAnsi="Arial" w:cs="Arial"/>
+          <w:b/>
+          <w:color w:val="auto"/>
+        </w:rPr>
+      </w:pPr>
+      <w:r>
+        <w:rPr>
+          <w:rFonts w:ascii="Arial" w:hAnsi="Arial" w:cs="Arial"/>
+          <w:b/>
+          <w:color w:val="auto"/>
+        </w:rPr>
+        <w:t>Request Body Parameters:</w:t>
+      </w:r>
+    </w:p>
+    <w:tbl>
+      <w:tblPr>
+        <w:tblStyle w:val="GridTable4"/>
+        <w:tblW w:w="0" w:type="auto"/>
+        <w:tblLook w:val="04A0" w:firstRow="1" w:lastRow="0" w:firstColumn="1" w:lastColumn="0" w:noHBand="0" w:noVBand="1"/>
+      </w:tblPr>
+      <w:tblGrid>
+        <w:gridCol w:w="2336"/>
+        <w:gridCol w:w="1079"/>
+        <w:gridCol w:w="1170"/>
+        <w:gridCol w:w="4765"/>
+      </w:tblGrid>
+      <w:tr>
+        <w:trPr>
+          <w:cnfStyle w:val="100000000000" w:firstRow="1" w:lastRow="0" w:firstColumn="0" w:lastColumn="0" w:oddVBand="0" w:evenVBand="0" w:oddHBand="0" w:evenHBand="0" w:firstRowFirstColumn="0" w:firstRowLastColumn="0" w:lastRowFirstColumn="0" w:lastRowLastColumn="0"/>
+        </w:trPr>
+        <w:tc>
+          <w:tcPr>
+            <w:cnfStyle w:val="001000000000" w:firstRow="0" w:lastRow="0" w:firstColumn="1" w:lastColumn="0" w:oddVBand="0" w:evenVBand="0" w:oddHBand="0" w:evenHBand="0" w:firstRowFirstColumn="0" w:firstRowLastColumn="0" w:lastRowFirstColumn="0" w:lastRowLastColumn="0"/>
+            <w:tcW w:w="2336" w:type="dxa"/>
+          </w:tcPr>
+          <w:p>
+            <w:pPr>
+              <w:rPr>
+                <w:rFonts w:ascii="Arial" w:hAnsi="Arial" w:cs="Arial"/>
+                <w:color w:val="auto"/>
+              </w:rPr>
+            </w:pPr>
+            <w:r>
+              <w:rPr>
+                <w:rFonts w:ascii="Arial" w:hAnsi="Arial" w:cs="Arial"/>
+                <w:color w:val="auto"/>
+              </w:rPr>
+              <w:t>Parameter</w:t>
+            </w:r>
+          </w:p>
+        </w:tc>
+        <w:tc>
+          <w:tcPr>
+            <w:tcW w:w="1079" w:type="dxa"/>
+          </w:tcPr>
+          <w:p>
+            <w:pPr>
+              <w:cnfStyle w:val="100000000000" w:firstRow="1" w:lastRow="0" w:firstColumn="0" w:lastColumn="0" w:oddVBand="0" w:evenVBand="0" w:oddHBand="0" w:evenHBand="0" w:firstRowFirstColumn="0" w:firstRowLastColumn="0" w:lastRowFirstColumn="0" w:lastRowLastColumn="0"/>
+              <w:rPr>
+                <w:rFonts w:ascii="Arial" w:hAnsi="Arial" w:cs="Arial"/>
+                <w:color w:val="auto"/>
+              </w:rPr>
+            </w:pPr>
+            <w:r>
+              <w:rPr>
+                <w:rFonts w:ascii="Arial" w:hAnsi="Arial" w:cs="Arial"/>
+                <w:color w:val="auto"/>
+              </w:rPr>
+              <w:t>Type</w:t>
+            </w:r>
+          </w:p>
+        </w:tc>
+        <w:tc>
+          <w:tcPr>
+            <w:tcW w:w="1170" w:type="dxa"/>
+          </w:tcPr>
+          <w:p>
+            <w:pPr>
+              <w:cnfStyle w:val="100000000000" w:firstRow="1" w:lastRow="0" w:firstColumn="0" w:lastColumn="0" w:oddVBand="0" w:evenVBand="0" w:oddHBand="0" w:evenHBand="0" w:firstRowFirstColumn="0" w:firstRowLastColumn="0" w:lastRowFirstColumn="0" w:lastRowLastColumn="0"/>
+              <w:rPr>
+                <w:rFonts w:ascii="Arial" w:hAnsi="Arial" w:cs="Arial"/>
+                <w:color w:val="auto"/>
+              </w:rPr>
+            </w:pPr>
+            <w:r>
+              <w:rPr>
+                <w:rFonts w:ascii="Arial" w:hAnsi="Arial" w:cs="Arial"/>
+                <w:color w:val="auto"/>
+              </w:rPr>
+              <w:t>Required</w:t>
+            </w:r>
+          </w:p>
+        </w:tc>
+        <w:tc>
+          <w:tcPr>
+            <w:tcW w:w="4765" w:type="dxa"/>
+          </w:tcPr>
+          <w:p>
+            <w:pPr>
+              <w:cnfStyle w:val="100000000000" w:firstRow="1" w:lastRow="0" w:firstColumn="0" w:lastColumn="0" w:oddVBand="0" w:evenVBand="0" w:oddHBand="0" w:evenHBand="0" w:firstRowFirstColumn="0" w:firstRowLastColumn="0" w:lastRowFirstColumn="0" w:lastRowLastColumn="0"/>
+              <w:rPr>
+                <w:rFonts w:ascii="Arial" w:hAnsi="Arial" w:cs="Arial"/>
+                <w:color w:val="auto"/>
+              </w:rPr>
+            </w:pPr>
+            <w:r>
+              <w:rPr>
+                <w:rFonts w:ascii="Arial" w:hAnsi="Arial" w:cs="Arial"/>
+                <w:color w:val="auto"/>
+              </w:rPr>
+              <w:t>Description</w:t>
+            </w:r>
+          </w:p>
+        </w:tc>
+      </w:tr>
+      <w:tr>
+        <w:trPr>
+          <w:cnfStyle w:val="000000100000" w:firstRow="0" w:lastRow="0" w:firstColumn="0" w:lastColumn="0" w:oddVBand="0" w:evenVBand="0" w:oddHBand="1" w:evenHBand="0" w:firstRowFirstColumn="0" w:firstRowLastColumn="0" w:lastRowFirstColumn="0" w:lastRowLastColumn="0"/>
+        </w:trPr>
+        <w:tc>
+          <w:tcPr>
+            <w:cnfStyle w:val="001000000000" w:firstRow="0" w:lastRow="0" w:firstColumn="1" w:lastColumn="0" w:oddVBand="0" w:evenVBand="0" w:oddHBand="0" w:evenHBand="0" w:firstRowFirstColumn="0" w:firstRowLastColumn="0" w:lastRowFirstColumn="0" w:lastRowLastColumn="0"/>
+            <w:tcW w:w="2336" w:type="dxa"/>
+          </w:tcPr>
+          <w:p>
+            <w:pPr>
+              <w:rPr>
+                <w:rFonts w:ascii="Arial" w:hAnsi="Arial" w:cs="Arial"/>
+              </w:rPr>
+            </w:pPr>
+            <w:r>
+              <w:rPr>
+                <w:rFonts w:ascii="Arial" w:hAnsi="Arial" w:cs="Arial"/>
+              </w:rPr>
+              <w:t>name</w:t>
+            </w:r>
+          </w:p>
+        </w:tc>
+        <w:tc>
+          <w:tcPr>
+            <w:tcW w:w="1079" w:type="dxa"/>
+          </w:tcPr>
+          <w:p>
+            <w:pPr>
+              <w:cnfStyle w:val="000000100000" w:firstRow="0" w:lastRow="0" w:firstColumn="0" w:lastColumn="0" w:oddVBand="0" w:evenVBand="0" w:oddHBand="1" w:evenHBand="0" w:firstRowFirstColumn="0" w:firstRowLastColumn="0" w:lastRowFirstColumn="0" w:lastRowLastColumn="0"/>
+              <w:rPr>
+                <w:rFonts w:ascii="Arial" w:hAnsi="Arial" w:cs="Arial"/>
+              </w:rPr>
+            </w:pPr>
+            <w:r>
+              <w:rPr>
+                <w:rFonts w:ascii="Arial" w:hAnsi="Arial" w:cs="Arial"/>
+              </w:rPr>
+              <w:t>String</w:t>
+            </w:r>
+          </w:p>
+        </w:tc>
+        <w:tc>
+          <w:tcPr>
+            <w:tcW w:w="1170" w:type="dxa"/>
+          </w:tcPr>
+          <w:p>
+            <w:pPr>
+              <w:cnfStyle w:val="000000100000" w:firstRow="0" w:lastRow="0" w:firstColumn="0" w:lastColumn="0" w:oddVBand="0" w:evenVBand="0" w:oddHBand="1" w:evenHBand="0" w:firstRowFirstColumn="0" w:firstRowLastColumn="0" w:lastRowFirstColumn="0" w:lastRowLastColumn="0"/>
+              <w:rPr>
+                <w:rFonts w:ascii="Arial" w:hAnsi="Arial" w:cs="Arial"/>
+              </w:rPr>
+            </w:pPr>
+            <w:r>
+              <w:rPr>
+                <w:rFonts w:ascii="Arial" w:hAnsi="Arial" w:cs="Arial"/>
+              </w:rPr>
+              <w:t>No</w:t>
+            </w:r>
+          </w:p>
+        </w:tc>
+        <w:tc>
+          <w:tcPr>
+            <w:tcW w:w="4765" w:type="dxa"/>
+          </w:tcPr>
+          <w:p>
+            <w:pPr>
+              <w:cnfStyle w:val="000000100000" w:firstRow="0" w:lastRow="0" w:firstColumn="0" w:lastColumn="0" w:oddVBand="0" w:evenVBand="0" w:oddHBand="1" w:evenHBand="0" w:firstRowFirstColumn="0" w:firstRowLastColumn="0" w:lastRowFirstColumn="0" w:lastRowLastColumn="0"/>
+              <w:rPr>
+                <w:rFonts w:ascii="Arial" w:hAnsi="Arial" w:cs="Arial"/>
+              </w:rPr>
+            </w:pPr>
+            <w:r>
+              <w:rPr>
+                <w:rFonts w:ascii="Arial" w:hAnsi="Arial" w:cs="Arial"/>
+              </w:rPr>
+              <w:t>The patient’s name</w:t>
+            </w:r>
+          </w:p>
+        </w:tc>
+      </w:tr>
+      <w:tr>
+        <w:tc>
+          <w:tcPr>
+            <w:cnfStyle w:val="001000000000" w:firstRow="0" w:lastRow="0" w:firstColumn="1" w:lastColumn="0" w:oddVBand="0" w:evenVBand="0" w:oddHBand="0" w:evenHBand="0" w:firstRowFirstColumn="0" w:firstRowLastColumn="0" w:lastRowFirstColumn="0" w:lastRowLastColumn="0"/>
+            <w:tcW w:w="2336" w:type="dxa"/>
+          </w:tcPr>
+          <w:p>
+            <w:pPr>
+              <w:rPr>
+                <w:rFonts w:ascii="Arial" w:hAnsi="Arial" w:cs="Arial"/>
+              </w:rPr>
+            </w:pPr>
+            <w:r>
+              <w:rPr>
+                <w:rFonts w:ascii="Arial" w:hAnsi="Arial" w:cs="Arial"/>
+              </w:rPr>
+              <w:t>age</w:t>
+            </w:r>
+          </w:p>
+        </w:tc>
+        <w:tc>
+          <w:tcPr>
+            <w:tcW w:w="1079" w:type="dxa"/>
+          </w:tcPr>
+          <w:p>
+            <w:pPr>
+              <w:cnfStyle w:val="000000000000" w:firstRow="0" w:lastRow="0" w:firstColumn="0" w:lastColumn="0" w:oddVBand="0" w:evenVBand="0" w:oddHBand="0" w:evenHBand="0" w:firstRowFirstColumn="0" w:firstRowLastColumn="0" w:lastRowFirstColumn="0" w:lastRowLastColumn="0"/>
+              <w:rPr>
+                <w:rFonts w:ascii="Arial" w:hAnsi="Arial" w:cs="Arial"/>
+              </w:rPr>
+            </w:pPr>
+            <w:r>
+              <w:rPr>
+                <w:rFonts w:ascii="Arial" w:hAnsi="Arial" w:cs="Arial"/>
+              </w:rPr>
+              <w:t>Integer</w:t>
+            </w:r>
+          </w:p>
+        </w:tc>
+        <w:tc>
+          <w:tcPr>
+            <w:tcW w:w="1170" w:type="dxa"/>
+          </w:tcPr>
+          <w:p>
+            <w:pPr>
+              <w:cnfStyle w:val="000000000000" w:firstRow="0" w:lastRow="0" w:firstColumn="0" w:lastColumn="0" w:oddVBand="0" w:evenVBand="0" w:oddHBand="0" w:evenHBand="0" w:firstRowFirstColumn="0" w:firstRowLastColumn="0" w:lastRowFirstColumn="0" w:lastRowLastColumn="0"/>
+              <w:rPr>
+                <w:rFonts w:ascii="Arial" w:hAnsi="Arial" w:cs="Arial"/>
+              </w:rPr>
+            </w:pPr>
+            <w:r>
+              <w:rPr>
+                <w:rFonts w:ascii="Arial" w:hAnsi="Arial" w:cs="Arial"/>
+              </w:rPr>
+              <w:t>No</w:t>
+            </w:r>
+          </w:p>
+        </w:tc>
+        <w:tc>
+          <w:tcPr>
+            <w:tcW w:w="4765" w:type="dxa"/>
+          </w:tcPr>
+          <w:p>
+            <w:pPr>
+              <w:cnfStyle w:val="000000000000" w:firstRow="0" w:lastRow="0" w:firstColumn="0" w:lastColumn="0" w:oddVBand="0" w:evenVBand="0" w:oddHBand="0" w:evenHBand="0" w:firstRowFirstColumn="0" w:firstRowLastColumn="0" w:lastRowFirstColumn="0" w:lastRowLastColumn="0"/>
+              <w:rPr>
+                <w:rFonts w:ascii="Arial" w:hAnsi="Arial" w:cs="Arial"/>
+              </w:rPr>
+            </w:pPr>
+            <w:r>
+              <w:rPr>
+                <w:rFonts w:ascii="Arial" w:hAnsi="Arial" w:cs="Arial"/>
+              </w:rPr>
+              <w:t>How old the patient is</w:t>
+            </w:r>
+          </w:p>
+        </w:tc>
+      </w:tr>
+      <w:tr>
+        <w:trPr>
+          <w:cnfStyle w:val="000000100000" w:firstRow="0" w:lastRow="0" w:firstColumn="0" w:lastColumn="0" w:oddVBand="0" w:evenVBand="0" w:oddHBand="1" w:evenHBand="0" w:firstRowFirstColumn="0" w:firstRowLastColumn="0" w:lastRowFirstColumn="0" w:lastRowLastColumn="0"/>
+        </w:trPr>
+        <w:tc>
+          <w:tcPr>
+            <w:cnfStyle w:val="001000000000" w:firstRow="0" w:lastRow="0" w:firstColumn="1" w:lastColumn="0" w:oddVBand="0" w:evenVBand="0" w:oddHBand="0" w:evenHBand="0" w:firstRowFirstColumn="0" w:firstRowLastColumn="0" w:lastRowFirstColumn="0" w:lastRowLastColumn="0"/>
+            <w:tcW w:w="2336" w:type="dxa"/>
+          </w:tcPr>
+          <w:p>
+            <w:pPr>
+              <w:rPr>
+                <w:rFonts w:ascii="Arial" w:hAnsi="Arial" w:cs="Arial"/>
+              </w:rPr>
+            </w:pPr>
+            <w:r>
+              <w:rPr>
+                <w:rFonts w:ascii="Arial" w:hAnsi="Arial" w:cs="Arial"/>
+              </w:rPr>
+              <w:t>gender</w:t>
+            </w:r>
+          </w:p>
+        </w:tc>
+        <w:tc>
+          <w:tcPr>
+            <w:tcW w:w="1079" w:type="dxa"/>
+          </w:tcPr>
+          <w:p>
+            <w:pPr>
+              <w:cnfStyle w:val="000000100000" w:firstRow="0" w:lastRow="0" w:firstColumn="0" w:lastColumn="0" w:oddVBand="0" w:evenVBand="0" w:oddHBand="1" w:evenHBand="0" w:firstRowFirstColumn="0" w:firstRowLastColumn="0" w:lastRowFirstColumn="0" w:lastRowLastColumn="0"/>
+              <w:rPr>
+                <w:rFonts w:ascii="Arial" w:hAnsi="Arial" w:cs="Arial"/>
+              </w:rPr>
+            </w:pPr>
+            <w:r>
+              <w:rPr>
+                <w:rFonts w:ascii="Arial" w:hAnsi="Arial" w:cs="Arial"/>
+              </w:rPr>
+              <w:t>String</w:t>
+            </w:r>
+          </w:p>
+        </w:tc>
+        <w:tc>
+          <w:tcPr>
+            <w:tcW w:w="1170" w:type="dxa"/>
+          </w:tcPr>
+          <w:p>
+            <w:pPr>
+              <w:cnfStyle w:val="000000100000" w:firstRow="0" w:lastRow="0" w:firstColumn="0" w:lastColumn="0" w:oddVBand="0" w:evenVBand="0" w:oddHBand="1" w:evenHBand="0" w:firstRowFirstColumn="0" w:firstRowLastColumn="0" w:lastRowFirstColumn="0" w:lastRowLastColumn="0"/>
+              <w:rPr>
+                <w:rFonts w:ascii="Arial" w:hAnsi="Arial" w:cs="Arial"/>
+              </w:rPr>
+            </w:pPr>
+            <w:r>
+              <w:rPr>
+                <w:rFonts w:ascii="Arial" w:hAnsi="Arial" w:cs="Arial"/>
+              </w:rPr>
+              <w:t>No</w:t>
+            </w:r>
+          </w:p>
+        </w:tc>
+        <w:tc>
+          <w:tcPr>
+            <w:tcW w:w="4765" w:type="dxa"/>
+          </w:tcPr>
+          <w:p>
+            <w:pPr>
+              <w:cnfStyle w:val="000000100000" w:firstRow="0" w:lastRow="0" w:firstColumn="0" w:lastColumn="0" w:oddVBand="0" w:evenVBand="0" w:oddHBand="1" w:evenHBand="0" w:firstRowFirstColumn="0" w:firstRowLastColumn="0" w:lastRowFirstColumn="0" w:lastRowLastColumn="0"/>
+              <w:rPr>
+                <w:rFonts w:ascii="Arial" w:hAnsi="Arial" w:cs="Arial"/>
+              </w:rPr>
+            </w:pPr>
+            <w:r>
+              <w:rPr>
+                <w:rFonts w:ascii="Arial" w:hAnsi="Arial" w:cs="Arial"/>
+              </w:rPr>
+              <w:t>The patient’s contact number</w:t>
+            </w:r>
+          </w:p>
+        </w:tc>
+      </w:tr>
+      <w:tr>
+        <w:tc>
+          <w:tcPr>
+            <w:cnfStyle w:val="001000000000" w:firstRow="0" w:lastRow="0" w:firstColumn="1" w:lastColumn="0" w:oddVBand="0" w:evenVBand="0" w:oddHBand="0" w:evenHBand="0" w:firstRowFirstColumn="0" w:firstRowLastColumn="0" w:lastRowFirstColumn="0" w:lastRowLastColumn="0"/>
+            <w:tcW w:w="2336" w:type="dxa"/>
+          </w:tcPr>
+          <w:p>
+            <w:pPr>
+              <w:rPr>
+                <w:rFonts w:ascii="Arial" w:hAnsi="Arial" w:cs="Arial"/>
+              </w:rPr>
+            </w:pPr>
+            <w:r>
+              <w:rPr>
+                <w:rFonts w:ascii="Arial" w:hAnsi="Arial" w:cs="Arial"/>
+              </w:rPr>
+              <w:t>contact_number</w:t>
+            </w:r>
+          </w:p>
+        </w:tc>
+        <w:tc>
+          <w:tcPr>
+            <w:tcW w:w="1079" w:type="dxa"/>
+          </w:tcPr>
+          <w:p>
+            <w:pPr>
+              <w:cnfStyle w:val="000000000000" w:firstRow="0" w:lastRow="0" w:firstColumn="0" w:lastColumn="0" w:oddVBand="0" w:evenVBand="0" w:oddHBand="0" w:evenHBand="0" w:firstRowFirstColumn="0" w:firstRowLastColumn="0" w:lastRowFirstColumn="0" w:lastRowLastColumn="0"/>
+              <w:rPr>
+                <w:rFonts w:ascii="Arial" w:hAnsi="Arial" w:cs="Arial"/>
+              </w:rPr>
+            </w:pPr>
+            <w:r>
+              <w:rPr>
+                <w:rFonts w:ascii="Arial" w:hAnsi="Arial" w:cs="Arial"/>
+              </w:rPr>
+              <w:t>String</w:t>
+            </w:r>
+          </w:p>
+        </w:tc>
+        <w:tc>
+          <w:tcPr>
+            <w:tcW w:w="1170" w:type="dxa"/>
+          </w:tcPr>
+          <w:p>
+            <w:pPr>
+              <w:cnfStyle w:val="000000000000" w:firstRow="0" w:lastRow="0" w:firstColumn="0" w:lastColumn="0" w:oddVBand="0" w:evenVBand="0" w:oddHBand="0" w:evenHBand="0" w:firstRowFirstColumn="0" w:firstRowLastColumn="0" w:lastRowFirstColumn="0" w:lastRowLastColumn="0"/>
+              <w:rPr>
+                <w:rFonts w:ascii="Arial" w:hAnsi="Arial" w:cs="Arial"/>
+              </w:rPr>
+            </w:pPr>
+            <w:r>
+              <w:rPr>
+                <w:rFonts w:ascii="Arial" w:hAnsi="Arial" w:cs="Arial"/>
+              </w:rPr>
+              <w:t>No</w:t>
+            </w:r>
+          </w:p>
+        </w:tc>
+        <w:tc>
+          <w:tcPr>
+            <w:tcW w:w="4765" w:type="dxa"/>
+          </w:tcPr>
+          <w:p>
+            <w:pPr>
+              <w:cnfStyle w:val="000000000000" w:firstRow="0" w:lastRow="0" w:firstColumn="0" w:lastColumn="0" w:oddVBand="0" w:evenVBand="0" w:oddHBand="0" w:evenHBand="0" w:firstRowFirstColumn="0" w:firstRowLastColumn="0" w:lastRowFirstColumn="0" w:lastRowLastColumn="0"/>
+              <w:rPr>
+                <w:rFonts w:ascii="Arial" w:hAnsi="Arial" w:cs="Arial"/>
+              </w:rPr>
+            </w:pPr>
+            <w:r>
+              <w:rPr>
+                <w:rFonts w:ascii="Arial" w:hAnsi="Arial" w:cs="Arial"/>
+              </w:rPr>
+              <w:t>The patient’s gender (Default: ‘Not Specified’)</w:t>
+            </w:r>
+          </w:p>
+        </w:tc>
+      </w:tr>
+      <w:tr>
+        <w:trPr>
+          <w:cnfStyle w:val="000000100000" w:firstRow="0" w:lastRow="0" w:firstColumn="0" w:lastColumn="0" w:oddVBand="0" w:evenVBand="0" w:oddHBand="1" w:evenHBand="0" w:firstRowFirstColumn="0" w:firstRowLastColumn="0" w:lastRowFirstColumn="0" w:lastRowLastColumn="0"/>
+        </w:trPr>
+        <w:tc>
+          <w:tcPr>
+            <w:cnfStyle w:val="001000000000" w:firstRow="0" w:lastRow="0" w:firstColumn="1" w:lastColumn="0" w:oddVBand="0" w:evenVBand="0" w:oddHBand="0" w:evenHBand="0" w:firstRowFirstColumn="0" w:firstRowLastColumn="0" w:lastRowFirstColumn="0" w:lastRowLastColumn="0"/>
+            <w:tcW w:w="2336" w:type="dxa"/>
+          </w:tcPr>
+          <w:p>
+            <w:pPr>
+              <w:rPr>
+                <w:rFonts w:ascii="Arial" w:hAnsi="Arial" w:cs="Arial"/>
+              </w:rPr>
+            </w:pPr>
+            <w:r>
+              <w:rPr>
+                <w:rFonts w:ascii="Arial" w:hAnsi="Arial" w:cs="Arial"/>
+              </w:rPr>
+              <w:t>status</w:t>
+            </w:r>
+          </w:p>
+        </w:tc>
+        <w:tc>
+          <w:tcPr>
+            <w:tcW w:w="1079" w:type="dxa"/>
+          </w:tcPr>
+          <w:p>
+            <w:pPr>
+              <w:cnfStyle w:val="000000100000" w:firstRow="0" w:lastRow="0" w:firstColumn="0" w:lastColumn="0" w:oddVBand="0" w:evenVBand="0" w:oddHBand="1" w:evenHBand="0" w:firstRowFirstColumn="0" w:firstRowLastColumn="0" w:lastRowFirstColumn="0" w:lastRowLastColumn="0"/>
+              <w:rPr>
+                <w:rFonts w:ascii="Arial" w:hAnsi="Arial" w:cs="Arial"/>
+              </w:rPr>
+            </w:pPr>
+            <w:r>
+              <w:rPr>
+                <w:rFonts w:ascii="Arial" w:hAnsi="Arial" w:cs="Arial"/>
+              </w:rPr>
+              <w:t>String</w:t>
+            </w:r>
+          </w:p>
+        </w:tc>
+        <w:tc>
+          <w:tcPr>
+            <w:tcW w:w="1170" w:type="dxa"/>
+          </w:tcPr>
+          <w:p>
+            <w:pPr>
+              <w:cnfStyle w:val="000000100000" w:firstRow="0" w:lastRow="0" w:firstColumn="0" w:lastColumn="0" w:oddVBand="0" w:evenVBand="0" w:oddHBand="1" w:evenHBand="0" w:firstRowFirstColumn="0" w:firstRowLastColumn="0" w:lastRowFirstColumn="0" w:lastRowLastColumn="0"/>
+              <w:rPr>
+                <w:rFonts w:ascii="Arial" w:hAnsi="Arial" w:cs="Arial"/>
+              </w:rPr>
+            </w:pPr>
+            <w:r>
+              <w:rPr>
+                <w:rFonts w:ascii="Arial" w:hAnsi="Arial" w:cs="Arial"/>
+              </w:rPr>
+              <w:t>No</w:t>
+            </w:r>
+          </w:p>
+        </w:tc>
+        <w:tc>
+          <w:tcPr>
+            <w:tcW w:w="4765" w:type="dxa"/>
+          </w:tcPr>
+          <w:p>
+            <w:pPr>
+              <w:cnfStyle w:val="000000100000" w:firstRow="0" w:lastRow="0" w:firstColumn="0" w:lastColumn="0" w:oddVBand="0" w:evenVBand="0" w:oddHBand="1" w:evenHBand="0" w:firstRowFirstColumn="0" w:firstRowLastColumn="0" w:lastRowFirstColumn="0" w:lastRowLastColumn="0"/>
+              <w:rPr>
+                <w:rFonts w:ascii="Arial" w:hAnsi="Arial" w:cs="Arial"/>
+              </w:rPr>
+            </w:pPr>
+            <w:r>
+              <w:rPr>
+                <w:rFonts w:ascii="Arial" w:hAnsi="Arial" w:cs="Arial"/>
+              </w:rPr>
+              <w:t xml:space="preserve">The patient’s current status </w:t>
+            </w:r>
+          </w:p>
+          <w:p>
+            <w:pPr>
+              <w:cnfStyle w:val="000000100000" w:firstRow="0" w:lastRow="0" w:firstColumn="0" w:lastColumn="0" w:oddVBand="0" w:evenVBand="0" w:oddHBand="1" w:evenHBand="0" w:firstRowFirstColumn="0" w:firstRowLastColumn="0" w:lastRowFirstColumn="0" w:lastRowLastColumn="0"/>
+              <w:rPr>
+                <w:rFonts w:ascii="Arial" w:hAnsi="Arial" w:cs="Arial"/>
+              </w:rPr>
+            </w:pPr>
+            <w:r>
+              <w:rPr>
+                <w:rFonts w:ascii="Arial" w:hAnsi="Arial" w:cs="Arial"/>
+              </w:rPr>
+              <w:t xml:space="preserve">(Values: </w:t>
+            </w:r>
+            <w:r>
+              <w:rPr>
+                <w:rFonts w:ascii="Arial" w:hAnsi="Arial" w:cs="Arial"/>
+              </w:rPr>
+              <w:t>‘</w:t>
+            </w:r>
+            <w:r>
+              <w:rPr>
+                <w:rFonts w:ascii="Arial" w:hAnsi="Arial" w:cs="Arial"/>
+              </w:rPr>
+              <w:t>Admitted</w:t>
+            </w:r>
+            <w:r>
+              <w:rPr>
+                <w:rFonts w:ascii="Arial" w:hAnsi="Arial" w:cs="Arial"/>
+              </w:rPr>
+              <w:t>’,</w:t>
+            </w:r>
+            <w:r>
+              <w:rPr>
+                <w:rFonts w:ascii="Arial" w:hAnsi="Arial" w:cs="Arial"/>
+              </w:rPr>
+              <w:t xml:space="preserve"> </w:t>
+            </w:r>
+            <w:r>
+              <w:rPr>
+                <w:rFonts w:ascii="Arial" w:hAnsi="Arial" w:cs="Arial"/>
+              </w:rPr>
+              <w:t>‘</w:t>
+            </w:r>
+            <w:r>
+              <w:rPr>
+                <w:rFonts w:ascii="Arial" w:hAnsi="Arial" w:cs="Arial"/>
+              </w:rPr>
+              <w:t>Outpatient</w:t>
+            </w:r>
+            <w:r>
+              <w:rPr>
+                <w:rFonts w:ascii="Arial" w:hAnsi="Arial" w:cs="Arial"/>
+              </w:rPr>
+              <w:t>’,</w:t>
+            </w:r>
+            <w:r>
+              <w:rPr>
+                <w:rFonts w:ascii="Arial" w:hAnsi="Arial" w:cs="Arial"/>
+              </w:rPr>
+              <w:t xml:space="preserve"> </w:t>
+            </w:r>
+            <w:r>
+              <w:rPr>
+                <w:rFonts w:ascii="Arial" w:hAnsi="Arial" w:cs="Arial"/>
+              </w:rPr>
+              <w:t>‘</w:t>
+            </w:r>
+            <w:r>
+              <w:rPr>
+                <w:rFonts w:ascii="Arial" w:hAnsi="Arial" w:cs="Arial"/>
+              </w:rPr>
+              <w:t>Discharged’)</w:t>
+            </w:r>
+          </w:p>
+        </w:tc>
+      </w:tr>
+    </w:tbl>
     <w:p>
       <w:pPr>
         <w:rPr>
@@ -567,7 +2339,7 @@
         <w:rPr>
           <w:rFonts w:ascii="Arial" w:hAnsi="Arial" w:cs="Arial"/>
         </w:rPr>
-        <w:t>This endpoint allows you to create a new task within a specific project. It requires authentication via a Bearer token.</w:t>
+        <w:t>DELETE /api/medicines/{medicine}</w:t>
       </w:r>
     </w:p>
     <w:p>
@@ -580,417 +2352,31 @@
         <w:rPr>
           <w:rFonts w:ascii="Arial" w:hAnsi="Arial" w:cs="Arial"/>
         </w:rPr>
-        <w:t>Request Details</w:t>
+        <w:tab/>
+        <w:t xml:space="preserve">Deletes a </w:t>
+      </w:r>
+      <w:r>
+        <w:rPr>
+          <w:rFonts w:ascii="Arial" w:hAnsi="Arial" w:cs="Arial"/>
+        </w:rPr>
+        <w:t>patient</w:t>
+      </w:r>
+      <w:r>
+        <w:rPr>
+          <w:rFonts w:ascii="Arial" w:hAnsi="Arial" w:cs="Arial"/>
+        </w:rPr>
+        <w:t xml:space="preserve"> row </w:t>
+      </w:r>
+      <w:r>
+        <w:rPr>
+          <w:rFonts w:ascii="Arial" w:hAnsi="Arial" w:cs="Arial"/>
+        </w:rPr>
+        <w:t>based on the id.</w:t>
       </w:r>
     </w:p>
     <w:p>
-      <w:pPr>
-        <w:rPr>
-          <w:rFonts w:ascii="Arial" w:hAnsi="Arial" w:cs="Arial"/>
-        </w:rPr>
-      </w:pPr>
-      <w:r>
-        <w:rPr>
-          <w:rFonts w:ascii="Arial" w:hAnsi="Arial" w:cs="Arial"/>
-        </w:rPr>
-        <w:t>Element</w:t>
-      </w:r>
-      <w:r>
-        <w:rPr>
-          <w:rFonts w:ascii="Arial" w:hAnsi="Arial" w:cs="Arial"/>
-        </w:rPr>
-        <w:tab/>
-        <w:t>Value</w:t>
-      </w:r>
-    </w:p>
-    <w:p>
-      <w:pPr>
-        <w:rPr>
-          <w:rFonts w:ascii="Arial" w:hAnsi="Arial" w:cs="Arial"/>
-        </w:rPr>
-      </w:pPr>
-      <w:r>
-        <w:rPr>
-          <w:rFonts w:ascii="Arial" w:hAnsi="Arial" w:cs="Arial"/>
-        </w:rPr>
-        <w:t>Method</w:t>
-      </w:r>
-      <w:r>
-        <w:rPr>
-          <w:rFonts w:ascii="Arial" w:hAnsi="Arial" w:cs="Arial"/>
-        </w:rPr>
-        <w:tab/>
-        <w:t>POST</w:t>
-      </w:r>
-    </w:p>
-    <w:p>
-      <w:pPr>
-        <w:rPr>
-          <w:rFonts w:ascii="Arial" w:hAnsi="Arial" w:cs="Arial"/>
-        </w:rPr>
-      </w:pPr>
-      <w:r>
-        <w:rPr>
-          <w:rFonts w:ascii="Arial" w:hAnsi="Arial" w:cs="Arial"/>
-        </w:rPr>
-        <w:t>URL</w:t>
-      </w:r>
-      <w:r>
-        <w:rPr>
-          <w:rFonts w:ascii="Arial" w:hAnsi="Arial" w:cs="Arial"/>
-        </w:rPr>
-        <w:tab/>
-        <w:t>https://api.taskmaster.com/v1/tasks</w:t>
-      </w:r>
-    </w:p>
-    <w:p>
-      <w:pPr>
-        <w:rPr>
-          <w:rFonts w:ascii="Arial" w:hAnsi="Arial" w:cs="Arial"/>
-        </w:rPr>
-      </w:pPr>
-      <w:r>
-        <w:rPr>
-          <w:rFonts w:ascii="Arial" w:hAnsi="Arial" w:cs="Arial"/>
-        </w:rPr>
-        <w:t>Auth</w:t>
-      </w:r>
-      <w:r>
-        <w:rPr>
-          <w:rFonts w:ascii="Arial" w:hAnsi="Arial" w:cs="Arial"/>
-        </w:rPr>
-        <w:tab/>
-        <w:t>Bearer Token (Required)</w:t>
-      </w:r>
-    </w:p>
-    <w:p>
-      <w:pPr>
-        <w:rPr>
-          <w:rFonts w:ascii="Arial" w:hAnsi="Arial" w:cs="Arial"/>
-        </w:rPr>
-      </w:pPr>
-      <w:r>
-        <w:rPr>
-          <w:rFonts w:ascii="Arial" w:hAnsi="Arial" w:cs="Arial"/>
-        </w:rPr>
-        <w:lastRenderedPageBreak/>
-        <w:t>Content-Type</w:t>
-      </w:r>
-      <w:r>
-        <w:rPr>
-          <w:rFonts w:ascii="Arial" w:hAnsi="Arial" w:cs="Arial"/>
-        </w:rPr>
-        <w:tab/>
-        <w:t>application/json</w:t>
-      </w:r>
-    </w:p>
-    <w:p>
-      <w:pPr>
-        <w:rPr>
-          <w:rFonts w:ascii="Arial" w:hAnsi="Arial" w:cs="Arial"/>
-        </w:rPr>
-      </w:pPr>
-    </w:p>
-    <w:p>
-      <w:pPr>
-        <w:rPr>
-          <w:rFonts w:ascii="Arial" w:hAnsi="Arial" w:cs="Arial"/>
-        </w:rPr>
-      </w:pPr>
-      <w:r>
-        <w:rPr>
-          <w:rFonts w:ascii="Arial" w:hAnsi="Arial" w:cs="Arial"/>
-        </w:rPr>
-        <w:t>Request Body Parameters</w:t>
-      </w:r>
-    </w:p>
-    <w:p>
-      <w:pPr>
-        <w:rPr>
-          <w:rFonts w:ascii="Arial" w:hAnsi="Arial" w:cs="Arial"/>
-        </w:rPr>
-      </w:pPr>
-      <w:r>
-        <w:rPr>
-          <w:rFonts w:ascii="Arial" w:hAnsi="Arial" w:cs="Arial"/>
-        </w:rPr>
-        <w:t>Parameter</w:t>
-      </w:r>
-      <w:r>
-        <w:rPr>
-          <w:rFonts w:ascii="Arial" w:hAnsi="Arial" w:cs="Arial"/>
-        </w:rPr>
-        <w:tab/>
-        <w:t>Type</w:t>
-      </w:r>
-      <w:r>
-        <w:rPr>
-          <w:rFonts w:ascii="Arial" w:hAnsi="Arial" w:cs="Arial"/>
-        </w:rPr>
-        <w:tab/>
-        <w:t>Required</w:t>
-      </w:r>
-      <w:r>
-        <w:rPr>
-          <w:rFonts w:ascii="Arial" w:hAnsi="Arial" w:cs="Arial"/>
-        </w:rPr>
-        <w:tab/>
-        <w:t>Description</w:t>
-      </w:r>
-    </w:p>
-    <w:p>
-      <w:pPr>
-        <w:rPr>
-          <w:rFonts w:ascii="Arial" w:hAnsi="Arial" w:cs="Arial"/>
-        </w:rPr>
-      </w:pPr>
-      <w:r>
-        <w:rPr>
-          <w:rFonts w:ascii="Arial" w:hAnsi="Arial" w:cs="Arial"/>
-        </w:rPr>
-        <w:t>title</w:t>
-      </w:r>
-      <w:r>
-        <w:rPr>
-          <w:rFonts w:ascii="Arial" w:hAnsi="Arial" w:cs="Arial"/>
-        </w:rPr>
-        <w:tab/>
-        <w:t>string</w:t>
-      </w:r>
-      <w:r>
-        <w:rPr>
-          <w:rFonts w:ascii="Arial" w:hAnsi="Arial" w:cs="Arial"/>
-        </w:rPr>
-        <w:tab/>
-        <w:t>Yes</w:t>
-      </w:r>
-      <w:r>
-        <w:rPr>
-          <w:rFonts w:ascii="Arial" w:hAnsi="Arial" w:cs="Arial"/>
-        </w:rPr>
-        <w:tab/>
-        <w:t>The name of the task (Max 100 characters).</w:t>
-      </w:r>
-    </w:p>
-    <w:p>
-      <w:pPr>
-        <w:rPr>
-          <w:rFonts w:ascii="Arial" w:hAnsi="Arial" w:cs="Arial"/>
-        </w:rPr>
-      </w:pPr>
-      <w:r>
-        <w:rPr>
-          <w:rFonts w:ascii="Arial" w:hAnsi="Arial" w:cs="Arial"/>
-        </w:rPr>
-        <w:t>description</w:t>
-      </w:r>
-      <w:r>
-        <w:rPr>
-          <w:rFonts w:ascii="Arial" w:hAnsi="Arial" w:cs="Arial"/>
-        </w:rPr>
-        <w:tab/>
-        <w:t>string</w:t>
-      </w:r>
-      <w:r>
-        <w:rPr>
-          <w:rFonts w:ascii="Arial" w:hAnsi="Arial" w:cs="Arial"/>
-        </w:rPr>
-        <w:tab/>
-        <w:t>No</w:t>
-      </w:r>
-      <w:r>
-        <w:rPr>
-          <w:rFonts w:ascii="Arial" w:hAnsi="Arial" w:cs="Arial"/>
-        </w:rPr>
-        <w:tab/>
-        <w:t>A detailed summary of the work required.</w:t>
-      </w:r>
-    </w:p>
-    <w:p>
-      <w:pPr>
-        <w:rPr>
-          <w:rFonts w:ascii="Arial" w:hAnsi="Arial" w:cs="Arial"/>
-        </w:rPr>
-      </w:pPr>
-      <w:r>
-        <w:rPr>
-          <w:rFonts w:ascii="Arial" w:hAnsi="Arial" w:cs="Arial"/>
-        </w:rPr>
-        <w:t>priority</w:t>
-      </w:r>
-      <w:r>
-        <w:rPr>
-          <w:rFonts w:ascii="Arial" w:hAnsi="Arial" w:cs="Arial"/>
-        </w:rPr>
-        <w:tab/>
-        <w:t>string</w:t>
-      </w:r>
-      <w:r>
-        <w:rPr>
-          <w:rFonts w:ascii="Arial" w:hAnsi="Arial" w:cs="Arial"/>
-        </w:rPr>
-        <w:tab/>
-        <w:t>No</w:t>
-      </w:r>
-      <w:r>
-        <w:rPr>
-          <w:rFonts w:ascii="Arial" w:hAnsi="Arial" w:cs="Arial"/>
-        </w:rPr>
-        <w:tab/>
-        <w:t>Options: low, medium, high. Defaults to medium.</w:t>
-      </w:r>
-    </w:p>
-    <w:p>
-      <w:pPr>
-        <w:rPr>
-          <w:rFonts w:ascii="Arial" w:hAnsi="Arial" w:cs="Arial"/>
-        </w:rPr>
-      </w:pPr>
-      <w:r>
-        <w:rPr>
-          <w:rFonts w:ascii="Arial" w:hAnsi="Arial" w:cs="Arial"/>
-        </w:rPr>
-        <w:t>due_date</w:t>
-      </w:r>
-      <w:r>
-        <w:rPr>
-          <w:rFonts w:ascii="Arial" w:hAnsi="Arial" w:cs="Arial"/>
-        </w:rPr>
-        <w:tab/>
-        <w:t>string</w:t>
-      </w:r>
-      <w:r>
-        <w:rPr>
-          <w:rFonts w:ascii="Arial" w:hAnsi="Arial" w:cs="Arial"/>
-        </w:rPr>
-        <w:tab/>
-        <w:t>No</w:t>
-      </w:r>
-      <w:r>
-        <w:rPr>
-          <w:rFonts w:ascii="Arial" w:hAnsi="Arial" w:cs="Arial"/>
-        </w:rPr>
-        <w:tab/>
-        <w:t>ISO 8601 format (e.g., 2026-12-31).</w:t>
-      </w:r>
-    </w:p>
-    <w:p>
-      <w:pPr>
-        <w:rPr>
-          <w:rFonts w:ascii="Arial" w:hAnsi="Arial" w:cs="Arial"/>
-        </w:rPr>
-      </w:pPr>
-    </w:p>
-    <w:p>
-      <w:pPr>
-        <w:rPr>
-          <w:rFonts w:ascii="Arial" w:hAnsi="Arial" w:cs="Arial"/>
-        </w:rPr>
-      </w:pPr>
-      <w:r>
-        <w:rPr>
-          <w:rFonts w:ascii="Arial" w:hAnsi="Arial" w:cs="Arial"/>
-        </w:rPr>
-        <w:t>Example Request</w:t>
-      </w:r>
-    </w:p>
-    <w:p>
-      <w:pPr>
-        <w:rPr>
-          <w:rFonts w:ascii="Arial" w:hAnsi="Arial" w:cs="Arial"/>
-        </w:rPr>
-      </w:pPr>
-      <w:r>
-        <w:rPr>
-          <w:rFonts w:ascii="Arial" w:hAnsi="Arial" w:cs="Arial"/>
-        </w:rPr>
-        <w:t>JSON</w:t>
-      </w:r>
-    </w:p>
-    <w:p>
-      <w:pPr>
-        <w:rPr>
-          <w:rFonts w:ascii="Arial" w:hAnsi="Arial" w:cs="Arial"/>
-        </w:rPr>
-      </w:pPr>
-    </w:p>
-    <w:p>
-      <w:pPr>
-        <w:rPr>
-          <w:rFonts w:ascii="Arial" w:hAnsi="Arial" w:cs="Arial"/>
-        </w:rPr>
-      </w:pPr>
-      <w:r>
-        <w:rPr>
-          <w:rFonts w:ascii="Arial" w:hAnsi="Arial" w:cs="Arial"/>
-        </w:rPr>
-        <w:t>{</w:t>
-      </w:r>
-    </w:p>
-    <w:p>
-      <w:pPr>
-        <w:rPr>
-          <w:rFonts w:ascii="Arial" w:hAnsi="Arial" w:cs="Arial"/>
-        </w:rPr>
-      </w:pPr>
-      <w:r>
-        <w:rPr>
-          <w:rFonts w:ascii="Arial" w:hAnsi="Arial" w:cs="Arial"/>
-        </w:rPr>
-        <w:t xml:space="preserve">  "title": "Fix login bug",</w:t>
-      </w:r>
-    </w:p>
-    <w:p>
-      <w:pPr>
-        <w:rPr>
-          <w:rFonts w:ascii="Arial" w:hAnsi="Arial" w:cs="Arial"/>
-        </w:rPr>
-      </w:pPr>
-      <w:r>
-        <w:rPr>
-          <w:rFonts w:ascii="Arial" w:hAnsi="Arial" w:cs="Arial"/>
-        </w:rPr>
-        <w:t xml:space="preserve">  "description": "Users are seeing a 500 error when clicking 'Forgot Password'.",</w:t>
-      </w:r>
-    </w:p>
-    <w:p>
-      <w:pPr>
-        <w:rPr>
-          <w:rFonts w:ascii="Arial" w:hAnsi="Arial" w:cs="Arial"/>
-        </w:rPr>
-      </w:pPr>
-      <w:r>
-        <w:rPr>
-          <w:rFonts w:ascii="Arial" w:hAnsi="Arial" w:cs="Arial"/>
-        </w:rPr>
-        <w:t xml:space="preserve">  "priority": "high",</w:t>
-      </w:r>
-    </w:p>
-    <w:p>
-      <w:pPr>
-        <w:rPr>
-          <w:rFonts w:ascii="Arial" w:hAnsi="Arial" w:cs="Arial"/>
-        </w:rPr>
-      </w:pPr>
-      <w:r>
-        <w:rPr>
-          <w:rFonts w:ascii="Arial" w:hAnsi="Arial" w:cs="Arial"/>
-        </w:rPr>
-        <w:t xml:space="preserve">  "due_date": "2026-05-20"</w:t>
-      </w:r>
-    </w:p>
-    <w:p>
-      <w:pPr>
-        <w:rPr>
-          <w:rFonts w:ascii="Arial" w:hAnsi="Arial" w:cs="Arial"/>
-        </w:rPr>
-      </w:pPr>
-      <w:r>
-        <w:rPr>
-          <w:rFonts w:ascii="Arial" w:hAnsi="Arial" w:cs="Arial"/>
-        </w:rPr>
-        <w:t>}</w:t>
-      </w:r>
+      <w:bookmarkStart w:id="0" w:name="_GoBack"/>
+      <w:bookmarkEnd w:id="0"/>
     </w:p>
     <w:sectPr>
       <w:pgSz w:w="12240" w:h="15840"/>
@@ -1396,6 +2782,27 @@
     <w:name w:val="Normal"/>
     <w:qFormat/>
   </w:style>
+  <w:style w:type="paragraph" w:styleId="Heading1">
+    <w:name w:val="heading 1"/>
+    <w:basedOn w:val="Normal"/>
+    <w:next w:val="Normal"/>
+    <w:link w:val="Heading1Char"/>
+    <w:uiPriority w:val="9"/>
+    <w:qFormat/>
+    <w:rsid w:val="000E03C4"/>
+    <w:pPr>
+      <w:keepNext/>
+      <w:keepLines/>
+      <w:spacing w:before="240" w:after="0"/>
+      <w:outlineLvl w:val="0"/>
+    </w:pPr>
+    <w:rPr>
+      <w:rFonts w:asciiTheme="majorHAnsi" w:eastAsiaTheme="majorEastAsia" w:hAnsiTheme="majorHAnsi" w:cstheme="majorBidi"/>
+      <w:color w:val="2E74B5" w:themeColor="accent1" w:themeShade="BF"/>
+      <w:sz w:val="32"/>
+      <w:szCs w:val="32"/>
+    </w:rPr>
+  </w:style>
   <w:style w:type="paragraph" w:styleId="Heading2">
     <w:name w:val="heading 2"/>
     <w:basedOn w:val="Normal"/>
@@ -1551,6 +2958,19 @@
       <w:color w:val="2E74B5" w:themeColor="accent1" w:themeShade="BF"/>
       <w:sz w:val="26"/>
       <w:szCs w:val="26"/>
+    </w:rPr>
+  </w:style>
+  <w:style w:type="character" w:customStyle="1" w:styleId="Heading1Char">
+    <w:name w:val="Heading 1 Char"/>
+    <w:basedOn w:val="DefaultParagraphFont"/>
+    <w:link w:val="Heading1"/>
+    <w:uiPriority w:val="9"/>
+    <w:rsid w:val="000E03C4"/>
+    <w:rPr>
+      <w:rFonts w:asciiTheme="majorHAnsi" w:eastAsiaTheme="majorEastAsia" w:hAnsiTheme="majorHAnsi" w:cstheme="majorBidi"/>
+      <w:color w:val="2E74B5" w:themeColor="accent1" w:themeShade="BF"/>
+      <w:sz w:val="32"/>
+      <w:szCs w:val="32"/>
     </w:rPr>
   </w:style>
 </w:styles>
